--- a/contract_files/models/Contrato de Locação de Imóvel Urbano.docx
+++ b/contract_files/models/Contrato de Locação de Imóvel Urbano.docx
@@ -4,7 +4,7 @@
   <w:body>
     <w:p>
       <w:pPr>
-        <w:pStyle w:val="843"/>
+        <w:pStyle w:val="871"/>
         <w:suppressLineNumbers w:val="false"/>
         <w:pBdr>
           <w:top w:val="none" w:color="000000" w:sz="4" w:space="0"/>
@@ -142,7 +142,7 @@
     </w:p>
     <w:p>
       <w:pPr>
-        <w:pStyle w:val="843"/>
+        <w:pStyle w:val="871"/>
         <w:suppressLineNumbers w:val="false"/>
         <w:pBdr>
           <w:top w:val="none" w:color="000000" w:sz="4" w:space="0"/>
@@ -167,7 +167,27 @@
           <w:sz w:val="22"/>
           <w:szCs w:val="22"/>
         </w:rPr>
-        <w:t xml:space="preserve">LOCADOR (Proprietário):</w:t>
+        <w:t xml:space="preserve">*LOCADOR (Proprietário)**</w:t>
+      </w:r>
+      <w:r>
+        <w:rPr>
+          <w:rFonts w:ascii="Arial" w:hAnsi="Arial" w:eastAsia="Arial" w:cs="Arial"/>
+          <w:b/>
+          <w:color w:val="000000" w:themeColor="text1"/>
+          <w:sz w:val="22"/>
+          <w:szCs w:val="22"/>
+        </w:rPr>
+        <w:t xml:space="preserve">LOCADORA (Proprietária)*</w:t>
+      </w:r>
+      <w:r>
+        <w:rPr>
+          <w:rFonts w:ascii="Arial" w:hAnsi="Arial" w:eastAsia="Arial" w:cs="Arial"/>
+          <w:b/>
+          <w:color w:val="000000" w:themeColor="text1"/>
+          <w:sz w:val="22"/>
+          <w:szCs w:val="22"/>
+        </w:rPr>
+        <w:t xml:space="preserve">:</w:t>
       </w:r>
       <w:r>
         <w:rPr>
@@ -260,7 +280,7 @@
     </w:p>
     <w:p>
       <w:pPr>
-        <w:pStyle w:val="843"/>
+        <w:pStyle w:val="871"/>
         <w:suppressLineNumbers w:val="false"/>
         <w:pBdr>
           <w:top w:val="none" w:color="000000" w:sz="4" w:space="0"/>
@@ -284,6 +304,7 @@
           <w:sz w:val="22"/>
           <w:szCs w:val="22"/>
         </w:rPr>
+        <w:t xml:space="preserve">*</w:t>
       </w:r>
       <w:r>
         <w:rPr>
@@ -293,7 +314,17 @@
           <w:sz w:val="22"/>
           <w:szCs w:val="22"/>
         </w:rPr>
-        <w:t xml:space="preserve">LOCATÁRIO (Inquilino)</w:t>
+        <w:t xml:space="preserve">LOCATÁRIO (Inquilino)*</w:t>
+      </w:r>
+      <w:r>
+        <w:rPr>
+          <w:rFonts w:ascii="Arial" w:hAnsi="Arial" w:eastAsia="Arial" w:cs="Arial"/>
+          <w:b/>
+          <w:color w:val="000000" w:themeColor="text1"/>
+          <w:sz w:val="22"/>
+          <w:szCs w:val="22"/>
+        </w:rPr>
+        <w:t xml:space="preserve">LOCATÁRIA (Inquilina)</w:t>
       </w:r>
       <w:r>
         <w:rPr>
@@ -402,31 +433,6 @@
           <w:szCs w:val="22"/>
         </w:rPr>
       </w:r>
-      <w:r>
-        <w:rPr>
-          <w:rFonts w:ascii="Arial" w:hAnsi="Arial" w:eastAsia="Arial" w:cs="Arial"/>
-          <w:color w:val="000000" w:themeColor="text1"/>
-          <w:sz w:val="22"/>
-          <w:szCs w:val="22"/>
-        </w:rPr>
-      </w:r>
-      <w:r>
-        <w:rPr>
-          <w:rFonts w:ascii="Arial" w:hAnsi="Arial" w:eastAsia="Arial" w:cs="Arial"/>
-          <w:color w:val="000000" w:themeColor="text1"/>
-          <w:sz w:val="22"/>
-          <w:szCs w:val="22"/>
-        </w:rPr>
-      </w:r>
-      <w:r/>
-      <w:r>
-        <w:rPr>
-          <w:rFonts w:ascii="Arial" w:hAnsi="Arial" w:eastAsia="Arial" w:cs="Arial"/>
-          <w:color w:val="000000" w:themeColor="text1"/>
-          <w:sz w:val="22"/>
-          <w:szCs w:val="22"/>
-        </w:rPr>
-      </w:r>
     </w:p>
     <w:p>
       <w:pPr>
@@ -557,7 +563,70 @@
           <w:sz w:val="22"/>
           <w:szCs w:val="22"/>
         </w:rPr>
-        <w:t xml:space="preserve">O LOCADOR aluga ao LOCATÁRIO o imóvel residencial situado na </w:t>
+        <w:t xml:space="preserve">O </w:t>
+      </w:r>
+      <w:r>
+        <w:rPr>
+          <w:rFonts w:ascii="Arial" w:hAnsi="Arial" w:eastAsia="Arial" w:cs="Arial"/>
+          <w:color w:val="000000" w:themeColor="text1"/>
+          <w:sz w:val="22"/>
+          <w:szCs w:val="22"/>
+        </w:rPr>
+        <w:t xml:space="preserve">LOCADOR </w:t>
+      </w:r>
+      <w:r>
+        <w:rPr>
+          <w:rFonts w:ascii="Arial" w:hAnsi="Arial" w:eastAsia="Arial" w:cs="Arial"/>
+          <w:color w:val="000000" w:themeColor="text1"/>
+          <w:sz w:val="22"/>
+          <w:szCs w:val="22"/>
+        </w:rPr>
+        <w:t xml:space="preserve">A </w:t>
+      </w:r>
+      <w:r>
+        <w:rPr>
+          <w:rFonts w:ascii="Arial" w:hAnsi="Arial" w:eastAsia="Arial" w:cs="Arial"/>
+          <w:color w:val="000000" w:themeColor="text1"/>
+          <w:sz w:val="22"/>
+          <w:szCs w:val="22"/>
+        </w:rPr>
+        <w:t xml:space="preserve">LOCADORA</w:t>
+      </w:r>
+      <w:r/>
+      <w:r>
+        <w:rPr>
+          <w:rFonts w:ascii="Arial" w:hAnsi="Arial" w:eastAsia="Arial" w:cs="Arial"/>
+          <w:color w:val="000000" w:themeColor="text1"/>
+          <w:sz w:val="22"/>
+          <w:szCs w:val="22"/>
+        </w:rPr>
+      </w:r>
+      <w:r>
+        <w:rPr>
+          <w:rFonts w:ascii="Arial" w:hAnsi="Arial" w:eastAsia="Arial" w:cs="Arial"/>
+          <w:color w:val="000000" w:themeColor="text1"/>
+          <w:sz w:val="22"/>
+          <w:szCs w:val="22"/>
+        </w:rPr>
+        <w:t xml:space="preserve"> aluga ao(</w:t>
+      </w:r>
+      <w:r>
+        <w:rPr>
+          <w:rFonts w:ascii="Arial" w:hAnsi="Arial" w:eastAsia="Arial" w:cs="Arial"/>
+          <w:color w:val="000000" w:themeColor="text1"/>
+          <w:sz w:val="22"/>
+          <w:szCs w:val="22"/>
+        </w:rPr>
+        <w:t xml:space="preserve">à</w:t>
+      </w:r>
+      <w:r>
+        <w:rPr>
+          <w:rFonts w:ascii="Arial" w:hAnsi="Arial" w:eastAsia="Arial" w:cs="Arial"/>
+          <w:color w:val="000000" w:themeColor="text1"/>
+          <w:sz w:val="22"/>
+          <w:szCs w:val="22"/>
+        </w:rPr>
+        <w:t xml:space="preserve">) LOCATÁRIO(A) o imóvel residencial situado na </w:t>
       </w:r>
       <w:r>
         <w:rPr>
@@ -852,6 +921,7 @@
       </w:r>
       <w:r>
         <w:rPr>
+          <w:rFonts w:ascii="Arial" w:hAnsi="Arial" w:eastAsia="Arial" w:cs="Arial"/>
           <w:color w:val="000000" w:themeColor="text1"/>
           <w:sz w:val="22"/>
           <w:szCs w:val="22"/>
@@ -988,7 +1058,25 @@
           <w:sz w:val="22"/>
           <w:szCs w:val="22"/>
         </w:rPr>
-        <w:t xml:space="preserve">O LOCATÁRIO será responsável pelas contas de consumo do período em que ocupar o imóvel, incluindo energia elétrica, água, esgoto e serviços que contratar, como internet.</w:t>
+      </w:r>
+      <w:r>
+        <w:rPr>
+          <w:rFonts w:ascii="Arial" w:hAnsi="Arial" w:eastAsia="Arial" w:cs="Arial"/>
+          <w:color w:val="000000" w:themeColor="text1"/>
+          <w:sz w:val="22"/>
+          <w:szCs w:val="22"/>
+        </w:rPr>
+        <w:t xml:space="preserve">O(A) LOCATÁRIO(A)</w:t>
+      </w:r>
+      <w:r/>
+      <w:r>
+        <w:rPr>
+          <w:rFonts w:ascii="Arial" w:hAnsi="Arial" w:eastAsia="Arial" w:cs="Arial"/>
+          <w:color w:val="000000" w:themeColor="text1"/>
+          <w:sz w:val="22"/>
+          <w:szCs w:val="22"/>
+        </w:rPr>
+        <w:t xml:space="preserve"> será responsável pelas contas de consumo do período em que ocupar o imóvel, incluindo energia elétrica, água, esgoto e serviços que contratar, como internet.</w:t>
       </w:r>
       <w:r>
         <w:rPr>
@@ -1015,77 +1103,6 @@
           <w:right w:val="none" w:color="000000" w:sz="4" w:space="0"/>
         </w:pBdr>
         <w:spacing w:after="170" w:afterAutospacing="0" w:afterLines="0" w:line="276" w:lineRule="auto"/>
-        <w:ind w:right="0" w:firstLine="0" w:left="0"/>
-        <w:rPr>
-          <w:color w:val="000000" w:themeColor="text1"/>
-          <w:sz w:val="22"/>
-          <w:szCs w:val="22"/>
-        </w:rPr>
-      </w:pPr>
-      <w:r>
-        <w:rPr>
-          <w:color w:val="000000" w:themeColor="text1"/>
-          <w:sz w:val="22"/>
-          <w:szCs w:val="22"/>
-        </w:rPr>
-      </w:r>
-      <w:r>
-        <w:rPr>
-          <w:color w:val="000000" w:themeColor="text1"/>
-          <w:sz w:val="22"/>
-          <w:szCs w:val="22"/>
-        </w:rPr>
-      </w:r>
-      <w:r>
-        <w:rPr>
-          <w:color w:val="000000" w:themeColor="text1"/>
-          <w:sz w:val="22"/>
-          <w:szCs w:val="22"/>
-        </w:rPr>
-      </w:r>
-    </w:p>
-    <w:p>
-      <w:pPr>
-        <w:suppressLineNumbers w:val="false"/>
-        <w:pBdr>
-          <w:top w:val="none" w:color="000000" w:sz="4" w:space="0"/>
-          <w:left w:val="none" w:color="000000" w:sz="4" w:space="0"/>
-          <w:bottom w:val="none" w:color="000000" w:sz="4" w:space="0"/>
-          <w:right w:val="none" w:color="000000" w:sz="4" w:space="0"/>
-        </w:pBdr>
-        <w:spacing w:after="170" w:afterAutospacing="0" w:afterLines="0" w:line="276" w:lineRule="auto"/>
-        <w:ind w:right="0" w:firstLine="0" w:left="0"/>
-        <w:rPr>
-          <w:color w:val="000000" w:themeColor="text1"/>
-          <w:sz w:val="22"/>
-          <w:szCs w:val="22"/>
-        </w:rPr>
-      </w:pPr>
-      <w:r>
-        <w:rPr>
-          <w:color w:val="000000" w:themeColor="text1"/>
-          <w:sz w:val="22"/>
-          <w:szCs w:val="22"/>
-        </w:rPr>
-      </w:r>
-      <w:r>
-        <w:rPr>
-          <w:color w:val="000000" w:themeColor="text1"/>
-          <w:sz w:val="22"/>
-          <w:szCs w:val="22"/>
-        </w:rPr>
-      </w:r>
-    </w:p>
-    <w:p>
-      <w:pPr>
-        <w:suppressLineNumbers w:val="false"/>
-        <w:pBdr>
-          <w:top w:val="none" w:color="000000" w:sz="4" w:space="0"/>
-          <w:left w:val="none" w:color="000000" w:sz="4" w:space="0"/>
-          <w:bottom w:val="none" w:color="000000" w:sz="4" w:space="0"/>
-          <w:right w:val="none" w:color="000000" w:sz="4" w:space="0"/>
-        </w:pBdr>
-        <w:spacing w:after="170" w:afterAutospacing="0" w:line="276" w:lineRule="auto"/>
         <w:ind w:right="0" w:firstLine="0" w:left="0"/>
         <w:rPr>
           <w:color w:val="000000" w:themeColor="text1"/>
@@ -1188,7 +1205,7 @@
           <w:sz w:val="22"/>
           <w:szCs w:val="22"/>
         </w:rPr>
-        <w:t xml:space="preserve">O LOCATÁRIO deverá conservar o imóvel e devolvê-lo ao final da locação nas condições em que o recebeu, exceto pelo desgaste natural decorrente do uso normal.</w:t>
+        <w:t xml:space="preserve">O(A) LOCATÁRIO(A) deverá conservar o imóvel e devolvê-lo ao final da locação nas condições em que o recebeu, exceto pelo desgaste natural decorrente do uso normal.</w:t>
       </w:r>
       <w:r>
         <w:rPr>
@@ -1229,7 +1246,43 @@
           <w:sz w:val="22"/>
           <w:szCs w:val="22"/>
         </w:rPr>
-        <w:t xml:space="preserve">O LOCATÁRIO será responsável pelos danos que causar ao imóvel. O LOCADOR será responsável pelos defeitos anteriores à locação e pelos reparos que legalmente lhe couberem.</w:t>
+      </w:r>
+      <w:r>
+        <w:rPr>
+          <w:rFonts w:ascii="Arial" w:hAnsi="Arial" w:eastAsia="Arial" w:cs="Arial"/>
+          <w:color w:val="000000" w:themeColor="text1"/>
+          <w:sz w:val="22"/>
+          <w:szCs w:val="22"/>
+        </w:rPr>
+        <w:t xml:space="preserve">O(A) LOCATÁRIO(A)</w:t>
+      </w:r>
+      <w:r/>
+      <w:r>
+        <w:rPr>
+          <w:rFonts w:ascii="Arial" w:hAnsi="Arial" w:eastAsia="Arial" w:cs="Arial"/>
+          <w:color w:val="000000" w:themeColor="text1"/>
+          <w:sz w:val="22"/>
+          <w:szCs w:val="22"/>
+        </w:rPr>
+        <w:t xml:space="preserve"> será responsável pelos danos que causar ao imóvel. </w:t>
+      </w:r>
+      <w:r>
+        <w:rPr>
+          <w:rFonts w:ascii="Arial" w:hAnsi="Arial" w:eastAsia="Arial" w:cs="Arial"/>
+          <w:color w:val="000000" w:themeColor="text1"/>
+          <w:sz w:val="22"/>
+          <w:szCs w:val="22"/>
+        </w:rPr>
+        <w:t xml:space="preserve">O(A) LOCADOR(A) </w:t>
+      </w:r>
+      <w:r>
+        <w:rPr>
+          <w:rFonts w:ascii="Arial" w:hAnsi="Arial" w:eastAsia="Arial" w:cs="Arial"/>
+          <w:color w:val="000000" w:themeColor="text1"/>
+          <w:sz w:val="22"/>
+          <w:szCs w:val="22"/>
+        </w:rPr>
+        <w:t xml:space="preserve">será responsável pelos defeitos anteriores à locação e pelos reparos que legalmente lhe couberem.</w:t>
       </w:r>
       <w:r>
         <w:rPr>
@@ -1270,7 +1323,26 @@
           <w:sz w:val="22"/>
           <w:szCs w:val="22"/>
         </w:rPr>
-        <w:t xml:space="preserve">Qualquer alteração na estrutura do imóvel dependerá de autorização prévia e por escrito do LOCADOR.</w:t>
+        <w:t xml:space="preserve">Qualquer alteração na estrutura do imóvel dependerá de autorização prévia e por escrito do </w:t>
+      </w:r>
+      <w:r>
+        <w:rPr>
+          <w:rFonts w:ascii="Arial" w:hAnsi="Arial" w:eastAsia="Arial" w:cs="Arial"/>
+          <w:color w:val="000000" w:themeColor="text1"/>
+          <w:sz w:val="22"/>
+          <w:szCs w:val="22"/>
+        </w:rPr>
+        <w:t xml:space="preserve">O(A) LOCADOR(A)</w:t>
+      </w:r>
+      <w:r/>
+      <w:r>
+        <w:rPr>
+          <w:rFonts w:ascii="Arial" w:hAnsi="Arial" w:eastAsia="Arial" w:cs="Arial"/>
+          <w:color w:val="000000" w:themeColor="text1"/>
+          <w:sz w:val="22"/>
+          <w:szCs w:val="22"/>
+        </w:rPr>
+        <w:t xml:space="preserve">.</w:t>
       </w:r>
       <w:r>
         <w:rPr>
@@ -1361,10 +1433,19 @@
           <w:sz w:val="22"/>
           <w:szCs w:val="22"/>
         </w:rPr>
-        <w:t xml:space="preserve">Se o LOCATÁRIO devolver o imóvel antes do término do prazo, pagará multa equivalente a um aluguel mensal, reduzida proporcionalmente ao período já cumprido do contrato, conforme a lei.</w:t>
+        <w:t xml:space="preserve">Se o(a) LOCATÁRIO(A) devolver o imóvel antes do término do prazo, pagará multa equivalente a um aluguel mensal, reduzida proporcionalmente ao período já cumprido do contrato, conforme a lei.</w:t>
       </w:r>
       <w:r>
         <w:rPr>
+          <w:rFonts w:ascii="Arial" w:hAnsi="Arial" w:eastAsia="Arial" w:cs="Arial"/>
+          <w:color w:val="000000" w:themeColor="text1"/>
+          <w:sz w:val="22"/>
+          <w:szCs w:val="22"/>
+        </w:rPr>
+      </w:r>
+      <w:r>
+        <w:rPr>
+          <w:rFonts w:ascii="Arial" w:hAnsi="Arial" w:eastAsia="Arial" w:cs="Arial"/>
           <w:color w:val="000000" w:themeColor="text1"/>
           <w:sz w:val="22"/>
           <w:szCs w:val="22"/>
@@ -1412,7 +1493,13 @@
           <w:szCs w:val="22"/>
         </w:rPr>
       </w:r>
-      <w:r/>
+      <w:r>
+        <w:rPr>
+          <w:color w:val="000000" w:themeColor="text1"/>
+          <w:sz w:val="22"/>
+          <w:szCs w:val="22"/>
+        </w:rPr>
+      </w:r>
     </w:p>
     <w:p>
       <w:pPr>
@@ -1446,11 +1533,10 @@
           <w:sz w:val="22"/>
           <w:szCs w:val="22"/>
         </w:rPr>
-        <w:t xml:space="preserve">A parte que desejar encerrar a locação deverá comunicar a outra por escrito, com a antecedência mínima de 30 (trinta) dias da data pretendida para a desocupação, respeitando os prazos e as condições legais aplicáveis.</w:t>
+        <w:t xml:space="preserve">A parte que desejar encerrar a locação deverá comunicar a outra por escrito, com a antecedência mínima de _______ (_____________) dias da data pretendida para a desocupação, respeitando os prazos e as condições legais aplicáveis.</w:t>
       </w:r>
       <w:r>
         <w:rPr>
-          <w:rFonts w:ascii="Arial" w:hAnsi="Arial" w:eastAsia="Arial" w:cs="Arial"/>
           <w:color w:val="000000" w:themeColor="text1"/>
           <w:sz w:val="22"/>
           <w:szCs w:val="22"/>
@@ -1778,10 +1864,13 @@
           <w:sz w:val="22"/>
           <w:szCs w:val="22"/>
         </w:rPr>
-        <w:t xml:space="preserve">LOCADOR (Proprietário)</w:t>
+        <w:t xml:space="preserve">LOCADOR(A) (Proprietário(a))</w:t>
       </w:r>
       <w:r>
         <w:rPr>
+          <w:rFonts w:ascii="Arial" w:hAnsi="Arial" w:eastAsia="Arial" w:cs="Arial"/>
+          <w:b/>
+          <w:bCs/>
           <w:color w:val="000000" w:themeColor="text1"/>
           <w:sz w:val="22"/>
           <w:szCs w:val="22"/>
@@ -2028,7 +2117,7 @@
           <w:sz w:val="22"/>
           <w:szCs w:val="22"/>
         </w:rPr>
-        <w:t xml:space="preserve">LOCATÁRIO (Inquilino)</w:t>
+        <w:t xml:space="preserve">LOCATÁRIO(A) (Inquilino(a))</w:t>
       </w:r>
       <w:r>
         <w:rPr>
@@ -2128,15 +2217,6 @@
           <w:highlight w:val="none"/>
         </w:rPr>
       </w:r>
-      <w:r>
-        <w:rPr>
-          <w:rFonts w:ascii="Arial" w:hAnsi="Arial" w:eastAsia="Arial" w:cs="Arial"/>
-          <w:color w:val="000000" w:themeColor="text1"/>
-          <w:sz w:val="22"/>
-          <w:szCs w:val="22"/>
-          <w:highlight w:val="none"/>
-        </w:rPr>
-      </w:r>
     </w:p>
     <w:p>
       <w:pPr>
@@ -2179,7 +2259,15 @@
           <w:highlight w:val="none"/>
         </w:rPr>
       </w:r>
-      <w:r/>
+      <w:r>
+        <w:rPr>
+          <w:rFonts w:ascii="Arial" w:hAnsi="Arial" w:eastAsia="Arial" w:cs="Arial"/>
+          <w:color w:val="000000" w:themeColor="text1"/>
+          <w:sz w:val="22"/>
+          <w:szCs w:val="22"/>
+          <w:highlight w:val="none"/>
+        </w:rPr>
+      </w:r>
     </w:p>
     <w:p>
       <w:pPr>
@@ -2191,6 +2279,7 @@
         <w:spacing w:after="170" w:afterAutospacing="0" w:line="276" w:lineRule="auto"/>
         <w:ind w:firstLine="0" w:left="0"/>
         <w:rPr>
+          <w:rFonts w:ascii="Arial" w:hAnsi="Arial" w:eastAsia="Arial" w:cs="Arial"/>
           <w:color w:val="000000" w:themeColor="text1"/>
           <w:sz w:val="22"/>
           <w:szCs w:val="22"/>
@@ -2217,34 +2306,7 @@
       </w:r>
       <w:r>
         <w:rPr>
-          <w:color w:val="000000" w:themeColor="text1"/>
-          <w:sz w:val="22"/>
-          <w:szCs w:val="22"/>
-        </w:rPr>
-      </w:r>
-      <w:r>
-        <w:rPr>
-          <w:color w:val="000000" w:themeColor="text1"/>
-          <w:sz w:val="22"/>
-          <w:szCs w:val="22"/>
-        </w:rPr>
-      </w:r>
-      <w:r>
-        <w:rPr>
-          <w:color w:val="000000" w:themeColor="text1"/>
-          <w:sz w:val="22"/>
-          <w:szCs w:val="22"/>
-        </w:rPr>
-      </w:r>
-      <w:r>
-        <w:rPr>
-          <w:color w:val="000000" w:themeColor="text1"/>
-          <w:sz w:val="22"/>
-          <w:szCs w:val="22"/>
-        </w:rPr>
-      </w:r>
-      <w:r>
-        <w:rPr>
+          <w:rFonts w:ascii="Arial" w:hAnsi="Arial" w:eastAsia="Arial" w:cs="Arial"/>
           <w:color w:val="000000" w:themeColor="text1"/>
           <w:sz w:val="22"/>
           <w:szCs w:val="22"/>
@@ -2253,61 +2315,11 @@
       </w:r>
       <w:r>
         <w:rPr>
+          <w:rFonts w:ascii="Arial" w:hAnsi="Arial" w:eastAsia="Arial" w:cs="Arial"/>
           <w:color w:val="000000" w:themeColor="text1"/>
           <w:sz w:val="22"/>
           <w:szCs w:val="22"/>
           <w:highlight w:val="none"/>
-        </w:rPr>
-      </w:r>
-      <w:r>
-        <w:rPr>
-          <w:color w:val="000000" w:themeColor="text1"/>
-          <w:sz w:val="22"/>
-          <w:szCs w:val="22"/>
-          <w:highlight w:val="none"/>
-        </w:rPr>
-      </w:r>
-      <w:r>
-        <w:rPr>
-          <w:color w:val="000000" w:themeColor="text1"/>
-          <w:sz w:val="22"/>
-          <w:szCs w:val="22"/>
-          <w:highlight w:val="none"/>
-        </w:rPr>
-      </w:r>
-    </w:p>
-    <w:p>
-      <w:pPr>
-        <w:suppressLineNumbers w:val="false"/>
-        <w:pBdr/>
-        <w:spacing w:after="170" w:afterAutospacing="0" w:line="276" w:lineRule="auto"/>
-        <w:ind w:firstLine="0" w:left="0"/>
-        <w:rPr>
-          <w:color w:val="000000" w:themeColor="text1"/>
-          <w:sz w:val="22"/>
-          <w:szCs w:val="22"/>
-        </w:rPr>
-      </w:pPr>
-      <w:r>
-        <w:rPr>
-          <w:rFonts w:ascii="Arial" w:hAnsi="Arial" w:eastAsia="Arial" w:cs="Arial"/>
-          <w:color w:val="000000" w:themeColor="text1"/>
-          <w:sz w:val="22"/>
-          <w:szCs w:val="22"/>
-        </w:rPr>
-      </w:r>
-      <w:r>
-        <w:rPr>
-          <w:color w:val="000000" w:themeColor="text1"/>
-          <w:sz w:val="22"/>
-          <w:szCs w:val="22"/>
-        </w:rPr>
-      </w:r>
-      <w:r>
-        <w:rPr>
-          <w:color w:val="000000" w:themeColor="text1"/>
-          <w:sz w:val="22"/>
-          <w:szCs w:val="22"/>
         </w:rPr>
       </w:r>
     </w:p>
@@ -2361,7 +2373,7 @@
 <w:ftr xmlns:wpc="http://schemas.microsoft.com/office/word/2010/wordprocessingCanvas" xmlns:mc="http://schemas.openxmlformats.org/markup-compatibility/2006" xmlns:o="urn:schemas-microsoft-com:office:office" xmlns:r="http://schemas.openxmlformats.org/officeDocument/2006/relationships" xmlns:m="http://schemas.openxmlformats.org/officeDocument/2006/math" xmlns:v="urn:schemas-microsoft-com:vml" xmlns:wp14="http://schemas.microsoft.com/office/word/2010/wordprocessingDrawing" xmlns:wp="http://schemas.openxmlformats.org/drawingml/2006/wordprocessingDrawing" xmlns:w10="urn:schemas-microsoft-com:office:word" xmlns:w="http://schemas.openxmlformats.org/wordprocessingml/2006/main" xmlns:w14="http://schemas.microsoft.com/office/word/2010/wordml" xmlns:w15="http://schemas.microsoft.com/office/word/2012/wordml" xmlns:wpg="http://schemas.microsoft.com/office/word/2010/wordprocessingGroup" xmlns:wpi="http://schemas.microsoft.com/office/word/2010/wordprocessingInk" xmlns:wne="http://schemas.microsoft.com/office/word/2006/wordml" xmlns:a="http://schemas.openxmlformats.org/drawingml/2006/main" xmlns:wps="http://schemas.microsoft.com/office/word/2010/wordprocessingShape" mc:Ignorable="w14 w15 wp14">
   <w:p>
     <w:pPr>
-      <w:pStyle w:val="877"/>
+      <w:pStyle w:val="905"/>
       <w:pBdr/>
       <w:spacing/>
       <w:ind/>
@@ -2412,6 +2424,12 @@
         <w:sz w:val="22"/>
         <w:szCs w:val="22"/>
       </w:rPr>
+    </w:r>
+    <w:r>
+      <w:rPr>
+        <w:sz w:val="22"/>
+        <w:szCs w:val="22"/>
+      </w:rPr>
       <w:t xml:space="preserve"> de </w:t>
     </w:r>
     <w:fldSimple w:instr="NUMPAGES \* MERGEFORMAT">
@@ -2435,15 +2453,22 @@
         <w:szCs w:val="22"/>
       </w:rPr>
     </w:r>
+    <w:r>
+      <w:rPr>
+        <w:sz w:val="22"/>
+        <w:szCs w:val="22"/>
+      </w:rPr>
+    </w:r>
   </w:p>
   <w:p>
     <w:pPr>
-      <w:pStyle w:val="877"/>
+      <w:pStyle w:val="905"/>
       <w:pBdr/>
       <w:spacing/>
       <w:ind/>
       <w:rPr/>
     </w:pPr>
+    <w:r/>
     <w:r/>
   </w:p>
 </w:ftr>
@@ -3643,9 +3668,9 @@
     <w:lsdException w:name="Bibliography" w:uiPriority="37"/>
     <w:lsdException w:name="TOC Heading" w:uiPriority="39" w:qFormat="1"/>
   </w:latentStyles>
-  <w:style w:type="table" w:styleId="715">
+  <w:style w:type="table" w:styleId="743">
     <w:name w:val="Table Grid"/>
-    <w:basedOn w:val="901"/>
+    <w:basedOn w:val="929"/>
     <w:uiPriority w:val="59"/>
     <w:pPr>
       <w:pBdr/>
@@ -3842,9 +3867,9 @@
       </w:tcPr>
     </w:tblStylePr>
   </w:style>
-  <w:style w:type="table" w:styleId="716">
+  <w:style w:type="table" w:styleId="744">
     <w:name w:val="Table Grid Light"/>
-    <w:basedOn w:val="901"/>
+    <w:basedOn w:val="929"/>
     <w:uiPriority w:val="59"/>
     <w:pPr>
       <w:pBdr/>
@@ -4041,9 +4066,9 @@
       </w:tcPr>
     </w:tblStylePr>
   </w:style>
-  <w:style w:type="table" w:styleId="717">
+  <w:style w:type="table" w:styleId="745">
     <w:name w:val="Plain Table 1"/>
-    <w:basedOn w:val="901"/>
+    <w:basedOn w:val="929"/>
     <w:uiPriority w:val="59"/>
     <w:pPr>
       <w:pBdr/>
@@ -4266,9 +4291,9 @@
       </w:tcPr>
     </w:tblStylePr>
   </w:style>
-  <w:style w:type="table" w:styleId="718">
+  <w:style w:type="table" w:styleId="746">
     <w:name w:val="Plain Table 2"/>
-    <w:basedOn w:val="901"/>
+    <w:basedOn w:val="929"/>
     <w:uiPriority w:val="59"/>
     <w:pPr>
       <w:pBdr/>
@@ -4499,9 +4524,9 @@
       </w:tcPr>
     </w:tblStylePr>
   </w:style>
-  <w:style w:type="table" w:styleId="719">
+  <w:style w:type="table" w:styleId="747">
     <w:name w:val="Plain Table 3"/>
-    <w:basedOn w:val="901"/>
+    <w:basedOn w:val="929"/>
     <w:uiPriority w:val="99"/>
     <w:pPr>
       <w:pBdr/>
@@ -4729,9 +4754,9 @@
       </w:tcPr>
     </w:tblStylePr>
   </w:style>
-  <w:style w:type="table" w:styleId="720">
+  <w:style w:type="table" w:styleId="748">
     <w:name w:val="Plain Table 4"/>
-    <w:basedOn w:val="901"/>
+    <w:basedOn w:val="929"/>
     <w:uiPriority w:val="99"/>
     <w:pPr>
       <w:pBdr/>
@@ -4945,9 +4970,9 @@
       </w:tcPr>
     </w:tblStylePr>
   </w:style>
-  <w:style w:type="table" w:styleId="721">
+  <w:style w:type="table" w:styleId="749">
     <w:name w:val="Plain Table 5"/>
-    <w:basedOn w:val="901"/>
+    <w:basedOn w:val="929"/>
     <w:uiPriority w:val="99"/>
     <w:pPr>
       <w:pBdr/>
@@ -5178,9 +5203,9 @@
       </w:tcPr>
     </w:tblStylePr>
   </w:style>
-  <w:style w:type="table" w:styleId="722">
+  <w:style w:type="table" w:styleId="750">
     <w:name w:val="Grid Table 1 Light"/>
-    <w:basedOn w:val="901"/>
+    <w:basedOn w:val="929"/>
     <w:uiPriority w:val="99"/>
     <w:pPr>
       <w:pBdr/>
@@ -5401,9 +5426,9 @@
       </w:tcPr>
     </w:tblStylePr>
   </w:style>
-  <w:style w:type="table" w:styleId="723">
+  <w:style w:type="table" w:styleId="751">
     <w:name w:val="Grid Table 1 Light - Accent 1"/>
-    <w:basedOn w:val="901"/>
+    <w:basedOn w:val="929"/>
     <w:uiPriority w:val="99"/>
     <w:pPr>
       <w:pBdr/>
@@ -5624,9 +5649,9 @@
       </w:tcPr>
     </w:tblStylePr>
   </w:style>
-  <w:style w:type="table" w:styleId="724">
+  <w:style w:type="table" w:styleId="752">
     <w:name w:val="Grid Table 1 Light - Accent 2"/>
-    <w:basedOn w:val="901"/>
+    <w:basedOn w:val="929"/>
     <w:uiPriority w:val="99"/>
     <w:pPr>
       <w:pBdr/>
@@ -5847,9 +5872,9 @@
       </w:tcPr>
     </w:tblStylePr>
   </w:style>
-  <w:style w:type="table" w:styleId="725">
+  <w:style w:type="table" w:styleId="753">
     <w:name w:val="Grid Table 1 Light - Accent 3"/>
-    <w:basedOn w:val="901"/>
+    <w:basedOn w:val="929"/>
     <w:uiPriority w:val="99"/>
     <w:pPr>
       <w:pBdr/>
@@ -6070,9 +6095,9 @@
       </w:tcPr>
     </w:tblStylePr>
   </w:style>
-  <w:style w:type="table" w:styleId="726">
+  <w:style w:type="table" w:styleId="754">
     <w:name w:val="Grid Table 1 Light - Accent 4"/>
-    <w:basedOn w:val="901"/>
+    <w:basedOn w:val="929"/>
     <w:uiPriority w:val="99"/>
     <w:pPr>
       <w:pBdr/>
@@ -6293,9 +6318,9 @@
       </w:tcPr>
     </w:tblStylePr>
   </w:style>
-  <w:style w:type="table" w:styleId="727">
+  <w:style w:type="table" w:styleId="755">
     <w:name w:val="Grid Table 1 Light - Accent 5"/>
-    <w:basedOn w:val="901"/>
+    <w:basedOn w:val="929"/>
     <w:uiPriority w:val="99"/>
     <w:pPr>
       <w:pBdr/>
@@ -6516,9 +6541,9 @@
       </w:tcPr>
     </w:tblStylePr>
   </w:style>
-  <w:style w:type="table" w:styleId="728">
+  <w:style w:type="table" w:styleId="756">
     <w:name w:val="Grid Table 1 Light - Accent 6"/>
-    <w:basedOn w:val="901"/>
+    <w:basedOn w:val="929"/>
     <w:uiPriority w:val="99"/>
     <w:pPr>
       <w:pBdr/>
@@ -6739,9 +6764,9 @@
       </w:tcPr>
     </w:tblStylePr>
   </w:style>
-  <w:style w:type="table" w:styleId="729">
+  <w:style w:type="table" w:styleId="757">
     <w:name w:val="Grid Table 2"/>
-    <w:basedOn w:val="901"/>
+    <w:basedOn w:val="929"/>
     <w:uiPriority w:val="99"/>
     <w:pPr>
       <w:pBdr/>
@@ -6971,9 +6996,9 @@
       </w:tcPr>
     </w:tblStylePr>
   </w:style>
-  <w:style w:type="table" w:styleId="730">
+  <w:style w:type="table" w:styleId="758">
     <w:name w:val="Grid Table 2 - Accent 1"/>
-    <w:basedOn w:val="901"/>
+    <w:basedOn w:val="929"/>
     <w:uiPriority w:val="99"/>
     <w:pPr>
       <w:pBdr/>
@@ -7203,9 +7228,9 @@
       </w:tcPr>
     </w:tblStylePr>
   </w:style>
-  <w:style w:type="table" w:styleId="731">
+  <w:style w:type="table" w:styleId="759">
     <w:name w:val="Grid Table 2 - Accent 2"/>
-    <w:basedOn w:val="901"/>
+    <w:basedOn w:val="929"/>
     <w:uiPriority w:val="99"/>
     <w:pPr>
       <w:pBdr/>
@@ -7435,9 +7460,9 @@
       </w:tcPr>
     </w:tblStylePr>
   </w:style>
-  <w:style w:type="table" w:styleId="732">
+  <w:style w:type="table" w:styleId="760">
     <w:name w:val="Grid Table 2 - Accent 3"/>
-    <w:basedOn w:val="901"/>
+    <w:basedOn w:val="929"/>
     <w:uiPriority w:val="99"/>
     <w:pPr>
       <w:pBdr/>
@@ -7667,9 +7692,9 @@
       </w:tcPr>
     </w:tblStylePr>
   </w:style>
-  <w:style w:type="table" w:styleId="733">
+  <w:style w:type="table" w:styleId="761">
     <w:name w:val="Grid Table 2 - Accent 4"/>
-    <w:basedOn w:val="901"/>
+    <w:basedOn w:val="929"/>
     <w:uiPriority w:val="99"/>
     <w:pPr>
       <w:pBdr/>
@@ -7899,9 +7924,9 @@
       </w:tcPr>
     </w:tblStylePr>
   </w:style>
-  <w:style w:type="table" w:styleId="734">
+  <w:style w:type="table" w:styleId="762">
     <w:name w:val="Grid Table 2 - Accent 5"/>
-    <w:basedOn w:val="901"/>
+    <w:basedOn w:val="929"/>
     <w:uiPriority w:val="99"/>
     <w:pPr>
       <w:pBdr/>
@@ -8131,9 +8156,9 @@
       </w:tcPr>
     </w:tblStylePr>
   </w:style>
-  <w:style w:type="table" w:styleId="735">
+  <w:style w:type="table" w:styleId="763">
     <w:name w:val="Grid Table 2 - Accent 6"/>
-    <w:basedOn w:val="901"/>
+    <w:basedOn w:val="929"/>
     <w:uiPriority w:val="99"/>
     <w:pPr>
       <w:pBdr/>
@@ -8363,9 +8388,9 @@
       </w:tcPr>
     </w:tblStylePr>
   </w:style>
-  <w:style w:type="table" w:styleId="736">
+  <w:style w:type="table" w:styleId="764">
     <w:name w:val="Grid Table 3"/>
-    <w:basedOn w:val="901"/>
+    <w:basedOn w:val="929"/>
     <w:uiPriority w:val="99"/>
     <w:pPr>
       <w:pBdr/>
@@ -8608,9 +8633,9 @@
       </w:tcPr>
     </w:tblStylePr>
   </w:style>
-  <w:style w:type="table" w:styleId="737">
+  <w:style w:type="table" w:styleId="765">
     <w:name w:val="Grid Table 3 - Accent 1"/>
-    <w:basedOn w:val="901"/>
+    <w:basedOn w:val="929"/>
     <w:uiPriority w:val="99"/>
     <w:pPr>
       <w:pBdr/>
@@ -8853,9 +8878,9 @@
       </w:tcPr>
     </w:tblStylePr>
   </w:style>
-  <w:style w:type="table" w:styleId="738">
+  <w:style w:type="table" w:styleId="766">
     <w:name w:val="Grid Table 3 - Accent 2"/>
-    <w:basedOn w:val="901"/>
+    <w:basedOn w:val="929"/>
     <w:uiPriority w:val="99"/>
     <w:pPr>
       <w:pBdr/>
@@ -9098,9 +9123,9 @@
       </w:tcPr>
     </w:tblStylePr>
   </w:style>
-  <w:style w:type="table" w:styleId="739">
+  <w:style w:type="table" w:styleId="767">
     <w:name w:val="Grid Table 3 - Accent 3"/>
-    <w:basedOn w:val="901"/>
+    <w:basedOn w:val="929"/>
     <w:uiPriority w:val="99"/>
     <w:pPr>
       <w:pBdr/>
@@ -9343,9 +9368,9 @@
       </w:tcPr>
     </w:tblStylePr>
   </w:style>
-  <w:style w:type="table" w:styleId="740">
+  <w:style w:type="table" w:styleId="768">
     <w:name w:val="Grid Table 3 - Accent 4"/>
-    <w:basedOn w:val="901"/>
+    <w:basedOn w:val="929"/>
     <w:uiPriority w:val="99"/>
     <w:pPr>
       <w:pBdr/>
@@ -9588,9 +9613,9 @@
       </w:tcPr>
     </w:tblStylePr>
   </w:style>
-  <w:style w:type="table" w:styleId="741">
+  <w:style w:type="table" w:styleId="769">
     <w:name w:val="Grid Table 3 - Accent 5"/>
-    <w:basedOn w:val="901"/>
+    <w:basedOn w:val="929"/>
     <w:uiPriority w:val="99"/>
     <w:pPr>
       <w:pBdr/>
@@ -9833,9 +9858,9 @@
       </w:tcPr>
     </w:tblStylePr>
   </w:style>
-  <w:style w:type="table" w:styleId="742">
+  <w:style w:type="table" w:styleId="770">
     <w:name w:val="Grid Table 3 - Accent 6"/>
-    <w:basedOn w:val="901"/>
+    <w:basedOn w:val="929"/>
     <w:uiPriority w:val="99"/>
     <w:pPr>
       <w:pBdr/>
@@ -10078,9 +10103,9 @@
       </w:tcPr>
     </w:tblStylePr>
   </w:style>
-  <w:style w:type="table" w:styleId="743">
+  <w:style w:type="table" w:styleId="771">
     <w:name w:val="Grid Table 4"/>
-    <w:basedOn w:val="901"/>
+    <w:basedOn w:val="929"/>
     <w:uiPriority w:val="59"/>
     <w:pPr>
       <w:pBdr/>
@@ -10311,9 +10336,9 @@
       </w:tcPr>
     </w:tblStylePr>
   </w:style>
-  <w:style w:type="table" w:styleId="744">
+  <w:style w:type="table" w:styleId="772">
     <w:name w:val="Grid Table 4 - Accent 1"/>
-    <w:basedOn w:val="901"/>
+    <w:basedOn w:val="929"/>
     <w:uiPriority w:val="59"/>
     <w:pPr>
       <w:pBdr/>
@@ -10544,9 +10569,9 @@
       </w:tcPr>
     </w:tblStylePr>
   </w:style>
-  <w:style w:type="table" w:styleId="745">
+  <w:style w:type="table" w:styleId="773">
     <w:name w:val="Grid Table 4 - Accent 2"/>
-    <w:basedOn w:val="901"/>
+    <w:basedOn w:val="929"/>
     <w:uiPriority w:val="59"/>
     <w:pPr>
       <w:pBdr/>
@@ -10777,9 +10802,9 @@
       </w:tcPr>
     </w:tblStylePr>
   </w:style>
-  <w:style w:type="table" w:styleId="746">
+  <w:style w:type="table" w:styleId="774">
     <w:name w:val="Grid Table 4 - Accent 3"/>
-    <w:basedOn w:val="901"/>
+    <w:basedOn w:val="929"/>
     <w:uiPriority w:val="59"/>
     <w:pPr>
       <w:pBdr/>
@@ -11010,9 +11035,9 @@
       </w:tcPr>
     </w:tblStylePr>
   </w:style>
-  <w:style w:type="table" w:styleId="747">
+  <w:style w:type="table" w:styleId="775">
     <w:name w:val="Grid Table 4 - Accent 4"/>
-    <w:basedOn w:val="901"/>
+    <w:basedOn w:val="929"/>
     <w:uiPriority w:val="59"/>
     <w:pPr>
       <w:pBdr/>
@@ -11243,9 +11268,9 @@
       </w:tcPr>
     </w:tblStylePr>
   </w:style>
-  <w:style w:type="table" w:styleId="748">
+  <w:style w:type="table" w:styleId="776">
     <w:name w:val="Grid Table 4 - Accent 5"/>
-    <w:basedOn w:val="901"/>
+    <w:basedOn w:val="929"/>
     <w:uiPriority w:val="59"/>
     <w:pPr>
       <w:pBdr/>
@@ -11476,9 +11501,9 @@
       </w:tcPr>
     </w:tblStylePr>
   </w:style>
-  <w:style w:type="table" w:styleId="749">
+  <w:style w:type="table" w:styleId="777">
     <w:name w:val="Grid Table 4 - Accent 6"/>
-    <w:basedOn w:val="901"/>
+    <w:basedOn w:val="929"/>
     <w:uiPriority w:val="59"/>
     <w:pPr>
       <w:pBdr/>
@@ -11709,9 +11734,9 @@
       </w:tcPr>
     </w:tblStylePr>
   </w:style>
-  <w:style w:type="table" w:styleId="750">
+  <w:style w:type="table" w:styleId="778">
     <w:name w:val="Grid Table 5 Dark"/>
-    <w:basedOn w:val="901"/>
+    <w:basedOn w:val="929"/>
     <w:uiPriority w:val="99"/>
     <w:pPr>
       <w:pBdr/>
@@ -11937,9 +11962,9 @@
       </w:tcPr>
     </w:tblStylePr>
   </w:style>
-  <w:style w:type="table" w:styleId="751">
+  <w:style w:type="table" w:styleId="779">
     <w:name w:val="Grid Table 5 Dark- Accent 1"/>
-    <w:basedOn w:val="901"/>
+    <w:basedOn w:val="929"/>
     <w:uiPriority w:val="99"/>
     <w:pPr>
       <w:pBdr/>
@@ -12165,9 +12190,9 @@
       </w:tcPr>
     </w:tblStylePr>
   </w:style>
-  <w:style w:type="table" w:styleId="752">
+  <w:style w:type="table" w:styleId="780">
     <w:name w:val="Grid Table 5 Dark - Accent 2"/>
-    <w:basedOn w:val="901"/>
+    <w:basedOn w:val="929"/>
     <w:uiPriority w:val="99"/>
     <w:pPr>
       <w:pBdr/>
@@ -12393,9 +12418,9 @@
       </w:tcPr>
     </w:tblStylePr>
   </w:style>
-  <w:style w:type="table" w:styleId="753">
+  <w:style w:type="table" w:styleId="781">
     <w:name w:val="Grid Table 5 Dark - Accent 3"/>
-    <w:basedOn w:val="901"/>
+    <w:basedOn w:val="929"/>
     <w:uiPriority w:val="99"/>
     <w:pPr>
       <w:pBdr/>
@@ -12621,9 +12646,9 @@
       </w:tcPr>
     </w:tblStylePr>
   </w:style>
-  <w:style w:type="table" w:styleId="754">
+  <w:style w:type="table" w:styleId="782">
     <w:name w:val="Grid Table 5 Dark- Accent 4"/>
-    <w:basedOn w:val="901"/>
+    <w:basedOn w:val="929"/>
     <w:uiPriority w:val="99"/>
     <w:pPr>
       <w:pBdr/>
@@ -12849,9 +12874,9 @@
       </w:tcPr>
     </w:tblStylePr>
   </w:style>
-  <w:style w:type="table" w:styleId="755">
+  <w:style w:type="table" w:styleId="783">
     <w:name w:val="Grid Table 5 Dark - Accent 5"/>
-    <w:basedOn w:val="901"/>
+    <w:basedOn w:val="929"/>
     <w:uiPriority w:val="99"/>
     <w:pPr>
       <w:pBdr/>
@@ -13077,9 +13102,9 @@
       </w:tcPr>
     </w:tblStylePr>
   </w:style>
-  <w:style w:type="table" w:styleId="756">
+  <w:style w:type="table" w:styleId="784">
     <w:name w:val="Grid Table 5 Dark - Accent 6"/>
-    <w:basedOn w:val="901"/>
+    <w:basedOn w:val="929"/>
     <w:uiPriority w:val="99"/>
     <w:pPr>
       <w:pBdr/>
@@ -13305,9 +13330,9 @@
       </w:tcPr>
     </w:tblStylePr>
   </w:style>
-  <w:style w:type="table" w:styleId="757">
+  <w:style w:type="table" w:styleId="785">
     <w:name w:val="Grid Table 6 Colorful"/>
-    <w:basedOn w:val="901"/>
+    <w:basedOn w:val="929"/>
     <w:uiPriority w:val="99"/>
     <w:pPr>
       <w:pBdr/>
@@ -13535,9 +13560,9 @@
       </w:tcPr>
     </w:tblStylePr>
   </w:style>
-  <w:style w:type="table" w:styleId="758">
+  <w:style w:type="table" w:styleId="786">
     <w:name w:val="Grid Table 6 Colorful - Accent 1"/>
-    <w:basedOn w:val="901"/>
+    <w:basedOn w:val="929"/>
     <w:uiPriority w:val="99"/>
     <w:pPr>
       <w:pBdr/>
@@ -13765,9 +13790,9 @@
       </w:tcPr>
     </w:tblStylePr>
   </w:style>
-  <w:style w:type="table" w:styleId="759">
+  <w:style w:type="table" w:styleId="787">
     <w:name w:val="Grid Table 6 Colorful - Accent 2"/>
-    <w:basedOn w:val="901"/>
+    <w:basedOn w:val="929"/>
     <w:uiPriority w:val="99"/>
     <w:pPr>
       <w:pBdr/>
@@ -13995,9 +14020,9 @@
       </w:tcPr>
     </w:tblStylePr>
   </w:style>
-  <w:style w:type="table" w:styleId="760">
+  <w:style w:type="table" w:styleId="788">
     <w:name w:val="Grid Table 6 Colorful - Accent 3"/>
-    <w:basedOn w:val="901"/>
+    <w:basedOn w:val="929"/>
     <w:uiPriority w:val="99"/>
     <w:pPr>
       <w:pBdr/>
@@ -14225,9 +14250,9 @@
       </w:tcPr>
     </w:tblStylePr>
   </w:style>
-  <w:style w:type="table" w:styleId="761">
+  <w:style w:type="table" w:styleId="789">
     <w:name w:val="Grid Table 6 Colorful - Accent 4"/>
-    <w:basedOn w:val="901"/>
+    <w:basedOn w:val="929"/>
     <w:uiPriority w:val="99"/>
     <w:pPr>
       <w:pBdr/>
@@ -14455,9 +14480,9 @@
       </w:tcPr>
     </w:tblStylePr>
   </w:style>
-  <w:style w:type="table" w:styleId="762">
+  <w:style w:type="table" w:styleId="790">
     <w:name w:val="Grid Table 6 Colorful - Accent 5"/>
-    <w:basedOn w:val="901"/>
+    <w:basedOn w:val="929"/>
     <w:uiPriority w:val="99"/>
     <w:pPr>
       <w:pBdr/>
@@ -14685,9 +14710,9 @@
       </w:tcPr>
     </w:tblStylePr>
   </w:style>
-  <w:style w:type="table" w:styleId="763">
+  <w:style w:type="table" w:styleId="791">
     <w:name w:val="Grid Table 6 Colorful - Accent 6"/>
-    <w:basedOn w:val="901"/>
+    <w:basedOn w:val="929"/>
     <w:uiPriority w:val="99"/>
     <w:pPr>
       <w:pBdr/>
@@ -14915,9 +14940,9 @@
       </w:tcPr>
     </w:tblStylePr>
   </w:style>
-  <w:style w:type="table" w:styleId="764">
+  <w:style w:type="table" w:styleId="792">
     <w:name w:val="Grid Table 7 Colorful"/>
-    <w:basedOn w:val="901"/>
+    <w:basedOn w:val="929"/>
     <w:uiPriority w:val="99"/>
     <w:pPr>
       <w:pBdr/>
@@ -15169,9 +15194,9 @@
       </w:tcPr>
     </w:tblStylePr>
   </w:style>
-  <w:style w:type="table" w:styleId="765">
+  <w:style w:type="table" w:styleId="793">
     <w:name w:val="Grid Table 7 Colorful - Accent 1"/>
-    <w:basedOn w:val="901"/>
+    <w:basedOn w:val="929"/>
     <w:uiPriority w:val="99"/>
     <w:pPr>
       <w:pBdr/>
@@ -15423,9 +15448,9 @@
       </w:tcPr>
     </w:tblStylePr>
   </w:style>
-  <w:style w:type="table" w:styleId="766">
+  <w:style w:type="table" w:styleId="794">
     <w:name w:val="Grid Table 7 Colorful - Accent 2"/>
-    <w:basedOn w:val="901"/>
+    <w:basedOn w:val="929"/>
     <w:uiPriority w:val="99"/>
     <w:pPr>
       <w:pBdr/>
@@ -15677,9 +15702,9 @@
       </w:tcPr>
     </w:tblStylePr>
   </w:style>
-  <w:style w:type="table" w:styleId="767">
+  <w:style w:type="table" w:styleId="795">
     <w:name w:val="Grid Table 7 Colorful - Accent 3"/>
-    <w:basedOn w:val="901"/>
+    <w:basedOn w:val="929"/>
     <w:uiPriority w:val="99"/>
     <w:pPr>
       <w:pBdr/>
@@ -15931,9 +15956,9 @@
       </w:tcPr>
     </w:tblStylePr>
   </w:style>
-  <w:style w:type="table" w:styleId="768">
+  <w:style w:type="table" w:styleId="796">
     <w:name w:val="Grid Table 7 Colorful - Accent 4"/>
-    <w:basedOn w:val="901"/>
+    <w:basedOn w:val="929"/>
     <w:uiPriority w:val="99"/>
     <w:pPr>
       <w:pBdr/>
@@ -16185,9 +16210,9 @@
       </w:tcPr>
     </w:tblStylePr>
   </w:style>
-  <w:style w:type="table" w:styleId="769">
+  <w:style w:type="table" w:styleId="797">
     <w:name w:val="Grid Table 7 Colorful - Accent 5"/>
-    <w:basedOn w:val="901"/>
+    <w:basedOn w:val="929"/>
     <w:uiPriority w:val="99"/>
     <w:pPr>
       <w:pBdr/>
@@ -16439,9 +16464,9 @@
       </w:tcPr>
     </w:tblStylePr>
   </w:style>
-  <w:style w:type="table" w:styleId="770">
+  <w:style w:type="table" w:styleId="798">
     <w:name w:val="Grid Table 7 Colorful - Accent 6"/>
-    <w:basedOn w:val="901"/>
+    <w:basedOn w:val="929"/>
     <w:uiPriority w:val="99"/>
     <w:pPr>
       <w:pBdr/>
@@ -16693,9 +16718,9 @@
       </w:tcPr>
     </w:tblStylePr>
   </w:style>
-  <w:style w:type="table" w:styleId="771">
+  <w:style w:type="table" w:styleId="799">
     <w:name w:val="List Table 1 Light"/>
-    <w:basedOn w:val="901"/>
+    <w:basedOn w:val="929"/>
     <w:uiPriority w:val="99"/>
     <w:pPr>
       <w:pBdr/>
@@ -16909,9 +16934,9 @@
       </w:tcPr>
     </w:tblStylePr>
   </w:style>
-  <w:style w:type="table" w:styleId="772">
+  <w:style w:type="table" w:styleId="800">
     <w:name w:val="List Table 1 Light - Accent 1"/>
-    <w:basedOn w:val="901"/>
+    <w:basedOn w:val="929"/>
     <w:uiPriority w:val="99"/>
     <w:pPr>
       <w:pBdr/>
@@ -17125,9 +17150,9 @@
       </w:tcPr>
     </w:tblStylePr>
   </w:style>
-  <w:style w:type="table" w:styleId="773">
+  <w:style w:type="table" w:styleId="801">
     <w:name w:val="List Table 1 Light - Accent 2"/>
-    <w:basedOn w:val="901"/>
+    <w:basedOn w:val="929"/>
     <w:uiPriority w:val="99"/>
     <w:pPr>
       <w:pBdr/>
@@ -17341,9 +17366,9 @@
       </w:tcPr>
     </w:tblStylePr>
   </w:style>
-  <w:style w:type="table" w:styleId="774">
+  <w:style w:type="table" w:styleId="802">
     <w:name w:val="List Table 1 Light - Accent 3"/>
-    <w:basedOn w:val="901"/>
+    <w:basedOn w:val="929"/>
     <w:uiPriority w:val="99"/>
     <w:pPr>
       <w:pBdr/>
@@ -17557,9 +17582,9 @@
       </w:tcPr>
     </w:tblStylePr>
   </w:style>
-  <w:style w:type="table" w:styleId="775">
+  <w:style w:type="table" w:styleId="803">
     <w:name w:val="List Table 1 Light - Accent 4"/>
-    <w:basedOn w:val="901"/>
+    <w:basedOn w:val="929"/>
     <w:uiPriority w:val="99"/>
     <w:pPr>
       <w:pBdr/>
@@ -17773,9 +17798,9 @@
       </w:tcPr>
     </w:tblStylePr>
   </w:style>
-  <w:style w:type="table" w:styleId="776">
+  <w:style w:type="table" w:styleId="804">
     <w:name w:val="List Table 1 Light - Accent 5"/>
-    <w:basedOn w:val="901"/>
+    <w:basedOn w:val="929"/>
     <w:uiPriority w:val="99"/>
     <w:pPr>
       <w:pBdr/>
@@ -17989,9 +18014,9 @@
       </w:tcPr>
     </w:tblStylePr>
   </w:style>
-  <w:style w:type="table" w:styleId="777">
+  <w:style w:type="table" w:styleId="805">
     <w:name w:val="List Table 1 Light - Accent 6"/>
-    <w:basedOn w:val="901"/>
+    <w:basedOn w:val="929"/>
     <w:uiPriority w:val="99"/>
     <w:pPr>
       <w:pBdr/>
@@ -18205,9 +18230,9 @@
       </w:tcPr>
     </w:tblStylePr>
   </w:style>
-  <w:style w:type="table" w:styleId="778">
+  <w:style w:type="table" w:styleId="806">
     <w:name w:val="List Table 2"/>
-    <w:basedOn w:val="901"/>
+    <w:basedOn w:val="929"/>
     <w:uiPriority w:val="99"/>
     <w:pPr>
       <w:pBdr/>
@@ -18443,9 +18468,9 @@
       </w:tcPr>
     </w:tblStylePr>
   </w:style>
-  <w:style w:type="table" w:styleId="779">
+  <w:style w:type="table" w:styleId="807">
     <w:name w:val="List Table 2 - Accent 1"/>
-    <w:basedOn w:val="901"/>
+    <w:basedOn w:val="929"/>
     <w:uiPriority w:val="99"/>
     <w:pPr>
       <w:pBdr/>
@@ -18681,9 +18706,9 @@
       </w:tcPr>
     </w:tblStylePr>
   </w:style>
-  <w:style w:type="table" w:styleId="780">
+  <w:style w:type="table" w:styleId="808">
     <w:name w:val="List Table 2 - Accent 2"/>
-    <w:basedOn w:val="901"/>
+    <w:basedOn w:val="929"/>
     <w:uiPriority w:val="99"/>
     <w:pPr>
       <w:pBdr/>
@@ -18919,9 +18944,9 @@
       </w:tcPr>
     </w:tblStylePr>
   </w:style>
-  <w:style w:type="table" w:styleId="781">
+  <w:style w:type="table" w:styleId="809">
     <w:name w:val="List Table 2 - Accent 3"/>
-    <w:basedOn w:val="901"/>
+    <w:basedOn w:val="929"/>
     <w:uiPriority w:val="99"/>
     <w:pPr>
       <w:pBdr/>
@@ -19157,9 +19182,9 @@
       </w:tcPr>
     </w:tblStylePr>
   </w:style>
-  <w:style w:type="table" w:styleId="782">
+  <w:style w:type="table" w:styleId="810">
     <w:name w:val="List Table 2 - Accent 4"/>
-    <w:basedOn w:val="901"/>
+    <w:basedOn w:val="929"/>
     <w:uiPriority w:val="99"/>
     <w:pPr>
       <w:pBdr/>
@@ -19395,9 +19420,9 @@
       </w:tcPr>
     </w:tblStylePr>
   </w:style>
-  <w:style w:type="table" w:styleId="783">
+  <w:style w:type="table" w:styleId="811">
     <w:name w:val="List Table 2 - Accent 5"/>
-    <w:basedOn w:val="901"/>
+    <w:basedOn w:val="929"/>
     <w:uiPriority w:val="99"/>
     <w:pPr>
       <w:pBdr/>
@@ -19633,9 +19658,9 @@
       </w:tcPr>
     </w:tblStylePr>
   </w:style>
-  <w:style w:type="table" w:styleId="784">
+  <w:style w:type="table" w:styleId="812">
     <w:name w:val="List Table 2 - Accent 6"/>
-    <w:basedOn w:val="901"/>
+    <w:basedOn w:val="929"/>
     <w:uiPriority w:val="99"/>
     <w:pPr>
       <w:pBdr/>
@@ -19871,9 +19896,9 @@
       </w:tcPr>
     </w:tblStylePr>
   </w:style>
-  <w:style w:type="table" w:styleId="785">
+  <w:style w:type="table" w:styleId="813">
     <w:name w:val="List Table 3"/>
-    <w:basedOn w:val="901"/>
+    <w:basedOn w:val="929"/>
     <w:uiPriority w:val="99"/>
     <w:pPr>
       <w:pBdr/>
@@ -20099,9 +20124,9 @@
       </w:tcPr>
     </w:tblStylePr>
   </w:style>
-  <w:style w:type="table" w:styleId="786">
+  <w:style w:type="table" w:styleId="814">
     <w:name w:val="List Table 3 - Accent 1"/>
-    <w:basedOn w:val="901"/>
+    <w:basedOn w:val="929"/>
     <w:uiPriority w:val="99"/>
     <w:pPr>
       <w:pBdr/>
@@ -20327,9 +20352,9 @@
       </w:tcPr>
     </w:tblStylePr>
   </w:style>
-  <w:style w:type="table" w:styleId="787">
+  <w:style w:type="table" w:styleId="815">
     <w:name w:val="List Table 3 - Accent 2"/>
-    <w:basedOn w:val="901"/>
+    <w:basedOn w:val="929"/>
     <w:uiPriority w:val="99"/>
     <w:pPr>
       <w:pBdr/>
@@ -20555,9 +20580,9 @@
       </w:tcPr>
     </w:tblStylePr>
   </w:style>
-  <w:style w:type="table" w:styleId="788">
+  <w:style w:type="table" w:styleId="816">
     <w:name w:val="List Table 3 - Accent 3"/>
-    <w:basedOn w:val="901"/>
+    <w:basedOn w:val="929"/>
     <w:uiPriority w:val="99"/>
     <w:pPr>
       <w:pBdr/>
@@ -20783,9 +20808,9 @@
       </w:tcPr>
     </w:tblStylePr>
   </w:style>
-  <w:style w:type="table" w:styleId="789">
+  <w:style w:type="table" w:styleId="817">
     <w:name w:val="List Table 3 - Accent 4"/>
-    <w:basedOn w:val="901"/>
+    <w:basedOn w:val="929"/>
     <w:uiPriority w:val="99"/>
     <w:pPr>
       <w:pBdr/>
@@ -21011,9 +21036,9 @@
       </w:tcPr>
     </w:tblStylePr>
   </w:style>
-  <w:style w:type="table" w:styleId="790">
+  <w:style w:type="table" w:styleId="818">
     <w:name w:val="List Table 3 - Accent 5"/>
-    <w:basedOn w:val="901"/>
+    <w:basedOn w:val="929"/>
     <w:uiPriority w:val="99"/>
     <w:pPr>
       <w:pBdr/>
@@ -21239,9 +21264,9 @@
       </w:tcPr>
     </w:tblStylePr>
   </w:style>
-  <w:style w:type="table" w:styleId="791">
+  <w:style w:type="table" w:styleId="819">
     <w:name w:val="List Table 3 - Accent 6"/>
-    <w:basedOn w:val="901"/>
+    <w:basedOn w:val="929"/>
     <w:uiPriority w:val="99"/>
     <w:pPr>
       <w:pBdr/>
@@ -21467,9 +21492,9 @@
       </w:tcPr>
     </w:tblStylePr>
   </w:style>
-  <w:style w:type="table" w:styleId="792">
+  <w:style w:type="table" w:styleId="820">
     <w:name w:val="List Table 4"/>
-    <w:basedOn w:val="901"/>
+    <w:basedOn w:val="929"/>
     <w:uiPriority w:val="99"/>
     <w:pPr>
       <w:pBdr/>
@@ -21692,9 +21717,9 @@
       </w:tcPr>
     </w:tblStylePr>
   </w:style>
-  <w:style w:type="table" w:styleId="793">
+  <w:style w:type="table" w:styleId="821">
     <w:name w:val="List Table 4 - Accent 1"/>
-    <w:basedOn w:val="901"/>
+    <w:basedOn w:val="929"/>
     <w:uiPriority w:val="99"/>
     <w:pPr>
       <w:pBdr/>
@@ -21917,9 +21942,9 @@
       </w:tcPr>
     </w:tblStylePr>
   </w:style>
-  <w:style w:type="table" w:styleId="794">
+  <w:style w:type="table" w:styleId="822">
     <w:name w:val="List Table 4 - Accent 2"/>
-    <w:basedOn w:val="901"/>
+    <w:basedOn w:val="929"/>
     <w:uiPriority w:val="99"/>
     <w:pPr>
       <w:pBdr/>
@@ -22142,9 +22167,9 @@
       </w:tcPr>
     </w:tblStylePr>
   </w:style>
-  <w:style w:type="table" w:styleId="795">
+  <w:style w:type="table" w:styleId="823">
     <w:name w:val="List Table 4 - Accent 3"/>
-    <w:basedOn w:val="901"/>
+    <w:basedOn w:val="929"/>
     <w:uiPriority w:val="99"/>
     <w:pPr>
       <w:pBdr/>
@@ -22367,9 +22392,9 @@
       </w:tcPr>
     </w:tblStylePr>
   </w:style>
-  <w:style w:type="table" w:styleId="796">
+  <w:style w:type="table" w:styleId="824">
     <w:name w:val="List Table 4 - Accent 4"/>
-    <w:basedOn w:val="901"/>
+    <w:basedOn w:val="929"/>
     <w:uiPriority w:val="99"/>
     <w:pPr>
       <w:pBdr/>
@@ -22592,9 +22617,9 @@
       </w:tcPr>
     </w:tblStylePr>
   </w:style>
-  <w:style w:type="table" w:styleId="797">
+  <w:style w:type="table" w:styleId="825">
     <w:name w:val="List Table 4 - Accent 5"/>
-    <w:basedOn w:val="901"/>
+    <w:basedOn w:val="929"/>
     <w:uiPriority w:val="99"/>
     <w:pPr>
       <w:pBdr/>
@@ -22817,9 +22842,9 @@
       </w:tcPr>
     </w:tblStylePr>
   </w:style>
-  <w:style w:type="table" w:styleId="798">
+  <w:style w:type="table" w:styleId="826">
     <w:name w:val="List Table 4 - Accent 6"/>
-    <w:basedOn w:val="901"/>
+    <w:basedOn w:val="929"/>
     <w:uiPriority w:val="99"/>
     <w:pPr>
       <w:pBdr/>
@@ -23042,9 +23067,9 @@
       </w:tcPr>
     </w:tblStylePr>
   </w:style>
-  <w:style w:type="table" w:styleId="799">
+  <w:style w:type="table" w:styleId="827">
     <w:name w:val="List Table 5 Dark"/>
-    <w:basedOn w:val="901"/>
+    <w:basedOn w:val="929"/>
     <w:uiPriority w:val="99"/>
     <w:pPr>
       <w:pBdr/>
@@ -23284,9 +23309,9 @@
       </w:tcPr>
     </w:tblStylePr>
   </w:style>
-  <w:style w:type="table" w:styleId="800">
+  <w:style w:type="table" w:styleId="828">
     <w:name w:val="List Table 5 Dark - Accent 1"/>
-    <w:basedOn w:val="901"/>
+    <w:basedOn w:val="929"/>
     <w:uiPriority w:val="99"/>
     <w:pPr>
       <w:pBdr/>
@@ -23526,9 +23551,9 @@
       </w:tcPr>
     </w:tblStylePr>
   </w:style>
-  <w:style w:type="table" w:styleId="801">
+  <w:style w:type="table" w:styleId="829">
     <w:name w:val="List Table 5 Dark - Accent 2"/>
-    <w:basedOn w:val="901"/>
+    <w:basedOn w:val="929"/>
     <w:uiPriority w:val="99"/>
     <w:pPr>
       <w:pBdr/>
@@ -23768,9 +23793,9 @@
       </w:tcPr>
     </w:tblStylePr>
   </w:style>
-  <w:style w:type="table" w:styleId="802">
+  <w:style w:type="table" w:styleId="830">
     <w:name w:val="List Table 5 Dark - Accent 3"/>
-    <w:basedOn w:val="901"/>
+    <w:basedOn w:val="929"/>
     <w:uiPriority w:val="99"/>
     <w:pPr>
       <w:pBdr/>
@@ -24010,9 +24035,9 @@
       </w:tcPr>
     </w:tblStylePr>
   </w:style>
-  <w:style w:type="table" w:styleId="803">
+  <w:style w:type="table" w:styleId="831">
     <w:name w:val="List Table 5 Dark - Accent 4"/>
-    <w:basedOn w:val="901"/>
+    <w:basedOn w:val="929"/>
     <w:uiPriority w:val="99"/>
     <w:pPr>
       <w:pBdr/>
@@ -24252,9 +24277,9 @@
       </w:tcPr>
     </w:tblStylePr>
   </w:style>
-  <w:style w:type="table" w:styleId="804">
+  <w:style w:type="table" w:styleId="832">
     <w:name w:val="List Table 5 Dark - Accent 5"/>
-    <w:basedOn w:val="901"/>
+    <w:basedOn w:val="929"/>
     <w:uiPriority w:val="99"/>
     <w:pPr>
       <w:pBdr/>
@@ -24494,9 +24519,9 @@
       </w:tcPr>
     </w:tblStylePr>
   </w:style>
-  <w:style w:type="table" w:styleId="805">
+  <w:style w:type="table" w:styleId="833">
     <w:name w:val="List Table 5 Dark - Accent 6"/>
-    <w:basedOn w:val="901"/>
+    <w:basedOn w:val="929"/>
     <w:uiPriority w:val="99"/>
     <w:pPr>
       <w:pBdr/>
@@ -24736,9 +24761,9 @@
       </w:tcPr>
     </w:tblStylePr>
   </w:style>
-  <w:style w:type="table" w:styleId="806">
+  <w:style w:type="table" w:styleId="834">
     <w:name w:val="List Table 6 Colorful"/>
-    <w:basedOn w:val="901"/>
+    <w:basedOn w:val="929"/>
     <w:uiPriority w:val="99"/>
     <w:pPr>
       <w:pBdr/>
@@ -24959,9 +24984,9 @@
       </w:tcPr>
     </w:tblStylePr>
   </w:style>
-  <w:style w:type="table" w:styleId="807">
+  <w:style w:type="table" w:styleId="835">
     <w:name w:val="List Table 6 Colorful - Accent 1"/>
-    <w:basedOn w:val="901"/>
+    <w:basedOn w:val="929"/>
     <w:uiPriority w:val="99"/>
     <w:pPr>
       <w:pBdr/>
@@ -25182,9 +25207,9 @@
       </w:tcPr>
     </w:tblStylePr>
   </w:style>
-  <w:style w:type="table" w:styleId="808">
+  <w:style w:type="table" w:styleId="836">
     <w:name w:val="List Table 6 Colorful - Accent 2"/>
-    <w:basedOn w:val="901"/>
+    <w:basedOn w:val="929"/>
     <w:uiPriority w:val="99"/>
     <w:pPr>
       <w:pBdr/>
@@ -25405,9 +25430,9 @@
       </w:tcPr>
     </w:tblStylePr>
   </w:style>
-  <w:style w:type="table" w:styleId="809">
+  <w:style w:type="table" w:styleId="837">
     <w:name w:val="List Table 6 Colorful - Accent 3"/>
-    <w:basedOn w:val="901"/>
+    <w:basedOn w:val="929"/>
     <w:uiPriority w:val="99"/>
     <w:pPr>
       <w:pBdr/>
@@ -25628,9 +25653,9 @@
       </w:tcPr>
     </w:tblStylePr>
   </w:style>
-  <w:style w:type="table" w:styleId="810">
+  <w:style w:type="table" w:styleId="838">
     <w:name w:val="List Table 6 Colorful - Accent 4"/>
-    <w:basedOn w:val="901"/>
+    <w:basedOn w:val="929"/>
     <w:uiPriority w:val="99"/>
     <w:pPr>
       <w:pBdr/>
@@ -25851,9 +25876,9 @@
       </w:tcPr>
     </w:tblStylePr>
   </w:style>
-  <w:style w:type="table" w:styleId="811">
+  <w:style w:type="table" w:styleId="839">
     <w:name w:val="List Table 6 Colorful - Accent 5"/>
-    <w:basedOn w:val="901"/>
+    <w:basedOn w:val="929"/>
     <w:uiPriority w:val="99"/>
     <w:pPr>
       <w:pBdr/>
@@ -26074,9 +26099,9 @@
       </w:tcPr>
     </w:tblStylePr>
   </w:style>
-  <w:style w:type="table" w:styleId="812">
+  <w:style w:type="table" w:styleId="840">
     <w:name w:val="List Table 6 Colorful - Accent 6"/>
-    <w:basedOn w:val="901"/>
+    <w:basedOn w:val="929"/>
     <w:uiPriority w:val="99"/>
     <w:pPr>
       <w:pBdr/>
@@ -26297,9 +26322,9 @@
       </w:tcPr>
     </w:tblStylePr>
   </w:style>
-  <w:style w:type="table" w:styleId="813">
+  <w:style w:type="table" w:styleId="841">
     <w:name w:val="List Table 7 Colorful"/>
-    <w:basedOn w:val="901"/>
+    <w:basedOn w:val="929"/>
     <w:uiPriority w:val="99"/>
     <w:pPr>
       <w:pBdr/>
@@ -26553,9 +26578,9 @@
       </w:tcPr>
     </w:tblStylePr>
   </w:style>
-  <w:style w:type="table" w:styleId="814">
+  <w:style w:type="table" w:styleId="842">
     <w:name w:val="List Table 7 Colorful - Accent 1"/>
-    <w:basedOn w:val="901"/>
+    <w:basedOn w:val="929"/>
     <w:uiPriority w:val="99"/>
     <w:pPr>
       <w:pBdr/>
@@ -26809,9 +26834,9 @@
       </w:tcPr>
     </w:tblStylePr>
   </w:style>
-  <w:style w:type="table" w:styleId="815">
+  <w:style w:type="table" w:styleId="843">
     <w:name w:val="List Table 7 Colorful - Accent 2"/>
-    <w:basedOn w:val="901"/>
+    <w:basedOn w:val="929"/>
     <w:uiPriority w:val="99"/>
     <w:pPr>
       <w:pBdr/>
@@ -27065,9 +27090,9 @@
       </w:tcPr>
     </w:tblStylePr>
   </w:style>
-  <w:style w:type="table" w:styleId="816">
+  <w:style w:type="table" w:styleId="844">
     <w:name w:val="List Table 7 Colorful - Accent 3"/>
-    <w:basedOn w:val="901"/>
+    <w:basedOn w:val="929"/>
     <w:uiPriority w:val="99"/>
     <w:pPr>
       <w:pBdr/>
@@ -27321,9 +27346,9 @@
       </w:tcPr>
     </w:tblStylePr>
   </w:style>
-  <w:style w:type="table" w:styleId="817">
+  <w:style w:type="table" w:styleId="845">
     <w:name w:val="List Table 7 Colorful - Accent 4"/>
-    <w:basedOn w:val="901"/>
+    <w:basedOn w:val="929"/>
     <w:uiPriority w:val="99"/>
     <w:pPr>
       <w:pBdr/>
@@ -27577,9 +27602,9 @@
       </w:tcPr>
     </w:tblStylePr>
   </w:style>
-  <w:style w:type="table" w:styleId="818">
+  <w:style w:type="table" w:styleId="846">
     <w:name w:val="List Table 7 Colorful - Accent 5"/>
-    <w:basedOn w:val="901"/>
+    <w:basedOn w:val="929"/>
     <w:uiPriority w:val="99"/>
     <w:pPr>
       <w:pBdr/>
@@ -27833,9 +27858,9 @@
       </w:tcPr>
     </w:tblStylePr>
   </w:style>
-  <w:style w:type="table" w:styleId="819">
+  <w:style w:type="table" w:styleId="847">
     <w:name w:val="List Table 7 Colorful - Accent 6"/>
-    <w:basedOn w:val="901"/>
+    <w:basedOn w:val="929"/>
     <w:uiPriority w:val="99"/>
     <w:pPr>
       <w:pBdr/>
@@ -28089,9 +28114,9 @@
       </w:tcPr>
     </w:tblStylePr>
   </w:style>
-  <w:style w:type="table" w:styleId="820">
+  <w:style w:type="table" w:styleId="848">
     <w:name w:val="Lined - Accent"/>
-    <w:basedOn w:val="901"/>
+    <w:basedOn w:val="929"/>
     <w:uiPriority w:val="99"/>
     <w:pPr>
       <w:pBdr/>
@@ -28326,9 +28351,9 @@
       </w:tcPr>
     </w:tblStylePr>
   </w:style>
-  <w:style w:type="table" w:styleId="821">
+  <w:style w:type="table" w:styleId="849">
     <w:name w:val="Lined - Accent 1"/>
-    <w:basedOn w:val="901"/>
+    <w:basedOn w:val="929"/>
     <w:uiPriority w:val="99"/>
     <w:pPr>
       <w:pBdr/>
@@ -28563,9 +28588,9 @@
       </w:tcPr>
     </w:tblStylePr>
   </w:style>
-  <w:style w:type="table" w:styleId="822">
+  <w:style w:type="table" w:styleId="850">
     <w:name w:val="Lined - Accent 2"/>
-    <w:basedOn w:val="901"/>
+    <w:basedOn w:val="929"/>
     <w:uiPriority w:val="99"/>
     <w:pPr>
       <w:pBdr/>
@@ -28800,9 +28825,9 @@
       </w:tcPr>
     </w:tblStylePr>
   </w:style>
-  <w:style w:type="table" w:styleId="823">
+  <w:style w:type="table" w:styleId="851">
     <w:name w:val="Lined - Accent 3"/>
-    <w:basedOn w:val="901"/>
+    <w:basedOn w:val="929"/>
     <w:uiPriority w:val="99"/>
     <w:pPr>
       <w:pBdr/>
@@ -29037,9 +29062,9 @@
       </w:tcPr>
     </w:tblStylePr>
   </w:style>
-  <w:style w:type="table" w:styleId="824">
+  <w:style w:type="table" w:styleId="852">
     <w:name w:val="Lined - Accent 4"/>
-    <w:basedOn w:val="901"/>
+    <w:basedOn w:val="929"/>
     <w:uiPriority w:val="99"/>
     <w:pPr>
       <w:pBdr/>
@@ -29274,9 +29299,9 @@
       </w:tcPr>
     </w:tblStylePr>
   </w:style>
-  <w:style w:type="table" w:styleId="825">
+  <w:style w:type="table" w:styleId="853">
     <w:name w:val="Lined - Accent 5"/>
-    <w:basedOn w:val="901"/>
+    <w:basedOn w:val="929"/>
     <w:uiPriority w:val="99"/>
     <w:pPr>
       <w:pBdr/>
@@ -29511,9 +29536,9 @@
       </w:tcPr>
     </w:tblStylePr>
   </w:style>
-  <w:style w:type="table" w:styleId="826">
+  <w:style w:type="table" w:styleId="854">
     <w:name w:val="Lined - Accent 6"/>
-    <w:basedOn w:val="901"/>
+    <w:basedOn w:val="929"/>
     <w:uiPriority w:val="99"/>
     <w:pPr>
       <w:pBdr/>
@@ -29748,9 +29773,9 @@
       </w:tcPr>
     </w:tblStylePr>
   </w:style>
-  <w:style w:type="table" w:styleId="827">
+  <w:style w:type="table" w:styleId="855">
     <w:name w:val="Bordered &amp; Lined - Accent"/>
-    <w:basedOn w:val="901"/>
+    <w:basedOn w:val="929"/>
     <w:uiPriority w:val="99"/>
     <w:pPr>
       <w:pBdr/>
@@ -29992,9 +30017,9 @@
       </w:tcPr>
     </w:tblStylePr>
   </w:style>
-  <w:style w:type="table" w:styleId="828">
+  <w:style w:type="table" w:styleId="856">
     <w:name w:val="Bordered &amp; Lined - Accent 1"/>
-    <w:basedOn w:val="901"/>
+    <w:basedOn w:val="929"/>
     <w:uiPriority w:val="99"/>
     <w:pPr>
       <w:pBdr/>
@@ -30236,9 +30261,9 @@
       </w:tcPr>
     </w:tblStylePr>
   </w:style>
-  <w:style w:type="table" w:styleId="829">
+  <w:style w:type="table" w:styleId="857">
     <w:name w:val="Bordered &amp; Lined - Accent 2"/>
-    <w:basedOn w:val="901"/>
+    <w:basedOn w:val="929"/>
     <w:uiPriority w:val="99"/>
     <w:pPr>
       <w:pBdr/>
@@ -30480,9 +30505,9 @@
       </w:tcPr>
     </w:tblStylePr>
   </w:style>
-  <w:style w:type="table" w:styleId="830">
+  <w:style w:type="table" w:styleId="858">
     <w:name w:val="Bordered &amp; Lined - Accent 3"/>
-    <w:basedOn w:val="901"/>
+    <w:basedOn w:val="929"/>
     <w:uiPriority w:val="99"/>
     <w:pPr>
       <w:pBdr/>
@@ -30724,9 +30749,9 @@
       </w:tcPr>
     </w:tblStylePr>
   </w:style>
-  <w:style w:type="table" w:styleId="831">
+  <w:style w:type="table" w:styleId="859">
     <w:name w:val="Bordered &amp; Lined - Accent 4"/>
-    <w:basedOn w:val="901"/>
+    <w:basedOn w:val="929"/>
     <w:uiPriority w:val="99"/>
     <w:pPr>
       <w:pBdr/>
@@ -30968,9 +30993,9 @@
       </w:tcPr>
     </w:tblStylePr>
   </w:style>
-  <w:style w:type="table" w:styleId="832">
+  <w:style w:type="table" w:styleId="860">
     <w:name w:val="Bordered &amp; Lined - Accent 5"/>
-    <w:basedOn w:val="901"/>
+    <w:basedOn w:val="929"/>
     <w:uiPriority w:val="99"/>
     <w:pPr>
       <w:pBdr/>
@@ -31212,9 +31237,9 @@
       </w:tcPr>
     </w:tblStylePr>
   </w:style>
-  <w:style w:type="table" w:styleId="833">
+  <w:style w:type="table" w:styleId="861">
     <w:name w:val="Bordered &amp; Lined - Accent 6"/>
-    <w:basedOn w:val="901"/>
+    <w:basedOn w:val="929"/>
     <w:uiPriority w:val="99"/>
     <w:pPr>
       <w:pBdr/>
@@ -31456,9 +31481,9 @@
       </w:tcPr>
     </w:tblStylePr>
   </w:style>
-  <w:style w:type="table" w:styleId="834">
+  <w:style w:type="table" w:styleId="862">
     <w:name w:val="Bordered"/>
-    <w:basedOn w:val="901"/>
+    <w:basedOn w:val="929"/>
     <w:uiPriority w:val="99"/>
     <w:pPr>
       <w:pBdr/>
@@ -31687,9 +31712,9 @@
       </w:tcPr>
     </w:tblStylePr>
   </w:style>
-  <w:style w:type="table" w:styleId="835">
+  <w:style w:type="table" w:styleId="863">
     <w:name w:val="Bordered - Accent 1"/>
-    <w:basedOn w:val="901"/>
+    <w:basedOn w:val="929"/>
     <w:uiPriority w:val="99"/>
     <w:pPr>
       <w:pBdr/>
@@ -31918,9 +31943,9 @@
       </w:tcPr>
     </w:tblStylePr>
   </w:style>
-  <w:style w:type="table" w:styleId="836">
+  <w:style w:type="table" w:styleId="864">
     <w:name w:val="Bordered - Accent 2"/>
-    <w:basedOn w:val="901"/>
+    <w:basedOn w:val="929"/>
     <w:uiPriority w:val="99"/>
     <w:pPr>
       <w:pBdr/>
@@ -32149,9 +32174,9 @@
       </w:tcPr>
     </w:tblStylePr>
   </w:style>
-  <w:style w:type="table" w:styleId="837">
+  <w:style w:type="table" w:styleId="865">
     <w:name w:val="Bordered - Accent 3"/>
-    <w:basedOn w:val="901"/>
+    <w:basedOn w:val="929"/>
     <w:uiPriority w:val="99"/>
     <w:pPr>
       <w:pBdr/>
@@ -32380,9 +32405,9 @@
       </w:tcPr>
     </w:tblStylePr>
   </w:style>
-  <w:style w:type="table" w:styleId="838">
+  <w:style w:type="table" w:styleId="866">
     <w:name w:val="Bordered - Accent 4"/>
-    <w:basedOn w:val="901"/>
+    <w:basedOn w:val="929"/>
     <w:uiPriority w:val="99"/>
     <w:pPr>
       <w:pBdr/>
@@ -32611,9 +32636,9 @@
       </w:tcPr>
     </w:tblStylePr>
   </w:style>
-  <w:style w:type="table" w:styleId="839">
+  <w:style w:type="table" w:styleId="867">
     <w:name w:val="Bordered - Accent 5"/>
-    <w:basedOn w:val="901"/>
+    <w:basedOn w:val="929"/>
     <w:uiPriority w:val="99"/>
     <w:pPr>
       <w:pBdr/>
@@ -32842,9 +32867,9 @@
       </w:tcPr>
     </w:tblStylePr>
   </w:style>
-  <w:style w:type="table" w:styleId="840">
+  <w:style w:type="table" w:styleId="868">
     <w:name w:val="Bordered - Accent 6"/>
-    <w:basedOn w:val="901"/>
+    <w:basedOn w:val="929"/>
     <w:uiPriority w:val="99"/>
     <w:pPr>
       <w:pBdr/>
@@ -33073,11 +33098,11 @@
       </w:tcPr>
     </w:tblStylePr>
   </w:style>
-  <w:style w:type="paragraph" w:styleId="841">
+  <w:style w:type="paragraph" w:styleId="869">
     <w:name w:val="Heading 1"/>
-    <w:basedOn w:val="900"/>
-    <w:next w:val="900"/>
-    <w:link w:val="851"/>
+    <w:basedOn w:val="928"/>
+    <w:next w:val="928"/>
+    <w:link w:val="879"/>
     <w:uiPriority w:val="9"/>
     <w:qFormat/>
     <w:pPr>
@@ -33095,11 +33120,11 @@
       <w:szCs w:val="40"/>
     </w:rPr>
   </w:style>
-  <w:style w:type="paragraph" w:styleId="842">
+  <w:style w:type="paragraph" w:styleId="870">
     <w:name w:val="Heading 2"/>
-    <w:basedOn w:val="900"/>
-    <w:next w:val="900"/>
-    <w:link w:val="852"/>
+    <w:basedOn w:val="928"/>
+    <w:next w:val="928"/>
+    <w:link w:val="880"/>
     <w:uiPriority w:val="9"/>
     <w:unhideWhenUsed/>
     <w:qFormat/>
@@ -33118,11 +33143,11 @@
       <w:szCs w:val="32"/>
     </w:rPr>
   </w:style>
-  <w:style w:type="paragraph" w:styleId="843">
+  <w:style w:type="paragraph" w:styleId="871">
     <w:name w:val="Heading 3"/>
-    <w:basedOn w:val="900"/>
-    <w:next w:val="900"/>
-    <w:link w:val="853"/>
+    <w:basedOn w:val="928"/>
+    <w:next w:val="928"/>
+    <w:link w:val="881"/>
     <w:uiPriority w:val="9"/>
     <w:unhideWhenUsed/>
     <w:qFormat/>
@@ -33141,11 +33166,11 @@
       <w:szCs w:val="28"/>
     </w:rPr>
   </w:style>
-  <w:style w:type="paragraph" w:styleId="844">
+  <w:style w:type="paragraph" w:styleId="872">
     <w:name w:val="Heading 4"/>
-    <w:basedOn w:val="900"/>
-    <w:next w:val="900"/>
-    <w:link w:val="854"/>
+    <w:basedOn w:val="928"/>
+    <w:next w:val="928"/>
+    <w:link w:val="882"/>
     <w:uiPriority w:val="9"/>
     <w:unhideWhenUsed/>
     <w:qFormat/>
@@ -33164,11 +33189,11 @@
       <w:color w:val="0f4761" w:themeColor="accent1" w:themeShade="BF"/>
     </w:rPr>
   </w:style>
-  <w:style w:type="paragraph" w:styleId="845">
+  <w:style w:type="paragraph" w:styleId="873">
     <w:name w:val="Heading 5"/>
-    <w:basedOn w:val="900"/>
-    <w:next w:val="900"/>
-    <w:link w:val="855"/>
+    <w:basedOn w:val="928"/>
+    <w:next w:val="928"/>
+    <w:link w:val="883"/>
     <w:uiPriority w:val="9"/>
     <w:unhideWhenUsed/>
     <w:qFormat/>
@@ -33185,11 +33210,11 @@
       <w:color w:val="0f4761" w:themeColor="accent1" w:themeShade="BF"/>
     </w:rPr>
   </w:style>
-  <w:style w:type="paragraph" w:styleId="846">
+  <w:style w:type="paragraph" w:styleId="874">
     <w:name w:val="Heading 6"/>
-    <w:basedOn w:val="900"/>
-    <w:next w:val="900"/>
-    <w:link w:val="856"/>
+    <w:basedOn w:val="928"/>
+    <w:next w:val="928"/>
+    <w:link w:val="884"/>
     <w:uiPriority w:val="9"/>
     <w:unhideWhenUsed/>
     <w:qFormat/>
@@ -33208,11 +33233,11 @@
       <w:color w:val="595959" w:themeColor="text1" w:themeTint="A6"/>
     </w:rPr>
   </w:style>
-  <w:style w:type="paragraph" w:styleId="847">
+  <w:style w:type="paragraph" w:styleId="875">
     <w:name w:val="Heading 7"/>
-    <w:basedOn w:val="900"/>
-    <w:next w:val="900"/>
-    <w:link w:val="857"/>
+    <w:basedOn w:val="928"/>
+    <w:next w:val="928"/>
+    <w:link w:val="885"/>
     <w:uiPriority w:val="9"/>
     <w:unhideWhenUsed/>
     <w:qFormat/>
@@ -33229,11 +33254,11 @@
       <w:color w:val="595959" w:themeColor="text1" w:themeTint="A6"/>
     </w:rPr>
   </w:style>
-  <w:style w:type="paragraph" w:styleId="848">
+  <w:style w:type="paragraph" w:styleId="876">
     <w:name w:val="Heading 8"/>
-    <w:basedOn w:val="900"/>
-    <w:next w:val="900"/>
-    <w:link w:val="858"/>
+    <w:basedOn w:val="928"/>
+    <w:next w:val="928"/>
+    <w:link w:val="886"/>
     <w:uiPriority w:val="9"/>
     <w:unhideWhenUsed/>
     <w:qFormat/>
@@ -33252,11 +33277,11 @@
       <w:color w:val="272727" w:themeColor="text1" w:themeTint="D8"/>
     </w:rPr>
   </w:style>
-  <w:style w:type="paragraph" w:styleId="849">
+  <w:style w:type="paragraph" w:styleId="877">
     <w:name w:val="Heading 9"/>
-    <w:basedOn w:val="900"/>
-    <w:next w:val="900"/>
-    <w:link w:val="859"/>
+    <w:basedOn w:val="928"/>
+    <w:next w:val="928"/>
+    <w:link w:val="887"/>
     <w:uiPriority w:val="9"/>
     <w:unhideWhenUsed/>
     <w:qFormat/>
@@ -33275,7 +33300,7 @@
       <w:color w:val="272727" w:themeColor="text1" w:themeTint="D8"/>
     </w:rPr>
   </w:style>
-  <w:style w:type="character" w:styleId="850" w:default="1">
+  <w:style w:type="character" w:styleId="878" w:default="1">
     <w:name w:val="Default Paragraph Font"/>
     <w:uiPriority w:val="1"/>
     <w:semiHidden/>
@@ -33286,10 +33311,10 @@
       <w:ind/>
     </w:pPr>
   </w:style>
-  <w:style w:type="character" w:styleId="851">
+  <w:style w:type="character" w:styleId="879">
     <w:name w:val="Heading 1 Char"/>
-    <w:basedOn w:val="850"/>
-    <w:link w:val="841"/>
+    <w:basedOn w:val="878"/>
+    <w:link w:val="869"/>
     <w:uiPriority w:val="9"/>
     <w:pPr>
       <w:pBdr/>
@@ -33303,10 +33328,10 @@
       <w:szCs w:val="40"/>
     </w:rPr>
   </w:style>
-  <w:style w:type="character" w:styleId="852">
+  <w:style w:type="character" w:styleId="880">
     <w:name w:val="Heading 2 Char"/>
-    <w:basedOn w:val="850"/>
-    <w:link w:val="842"/>
+    <w:basedOn w:val="878"/>
+    <w:link w:val="870"/>
     <w:uiPriority w:val="9"/>
     <w:pPr>
       <w:pBdr/>
@@ -33320,10 +33345,10 @@
       <w:szCs w:val="32"/>
     </w:rPr>
   </w:style>
-  <w:style w:type="character" w:styleId="853">
+  <w:style w:type="character" w:styleId="881">
     <w:name w:val="Heading 3 Char"/>
-    <w:basedOn w:val="850"/>
-    <w:link w:val="843"/>
+    <w:basedOn w:val="878"/>
+    <w:link w:val="871"/>
     <w:uiPriority w:val="9"/>
     <w:pPr>
       <w:pBdr/>
@@ -33337,10 +33362,10 @@
       <w:szCs w:val="28"/>
     </w:rPr>
   </w:style>
-  <w:style w:type="character" w:styleId="854">
+  <w:style w:type="character" w:styleId="882">
     <w:name w:val="Heading 4 Char"/>
-    <w:basedOn w:val="850"/>
-    <w:link w:val="844"/>
+    <w:basedOn w:val="878"/>
+    <w:link w:val="872"/>
     <w:uiPriority w:val="9"/>
     <w:pPr>
       <w:pBdr/>
@@ -33354,10 +33379,10 @@
       <w:color w:val="0f4761" w:themeColor="accent1" w:themeShade="BF"/>
     </w:rPr>
   </w:style>
-  <w:style w:type="character" w:styleId="855">
+  <w:style w:type="character" w:styleId="883">
     <w:name w:val="Heading 5 Char"/>
-    <w:basedOn w:val="850"/>
-    <w:link w:val="845"/>
+    <w:basedOn w:val="878"/>
+    <w:link w:val="873"/>
     <w:uiPriority w:val="9"/>
     <w:pPr>
       <w:pBdr/>
@@ -33369,10 +33394,10 @@
       <w:color w:val="0f4761" w:themeColor="accent1" w:themeShade="BF"/>
     </w:rPr>
   </w:style>
-  <w:style w:type="character" w:styleId="856">
+  <w:style w:type="character" w:styleId="884">
     <w:name w:val="Heading 6 Char"/>
-    <w:basedOn w:val="850"/>
-    <w:link w:val="846"/>
+    <w:basedOn w:val="878"/>
+    <w:link w:val="874"/>
     <w:uiPriority w:val="9"/>
     <w:pPr>
       <w:pBdr/>
@@ -33386,10 +33411,10 @@
       <w:color w:val="595959" w:themeColor="text1" w:themeTint="A6"/>
     </w:rPr>
   </w:style>
-  <w:style w:type="character" w:styleId="857">
+  <w:style w:type="character" w:styleId="885">
     <w:name w:val="Heading 7 Char"/>
-    <w:basedOn w:val="850"/>
-    <w:link w:val="847"/>
+    <w:basedOn w:val="878"/>
+    <w:link w:val="875"/>
     <w:uiPriority w:val="9"/>
     <w:pPr>
       <w:pBdr/>
@@ -33401,10 +33426,10 @@
       <w:color w:val="595959" w:themeColor="text1" w:themeTint="A6"/>
     </w:rPr>
   </w:style>
-  <w:style w:type="character" w:styleId="858">
+  <w:style w:type="character" w:styleId="886">
     <w:name w:val="Heading 8 Char"/>
-    <w:basedOn w:val="850"/>
-    <w:link w:val="848"/>
+    <w:basedOn w:val="878"/>
+    <w:link w:val="876"/>
     <w:uiPriority w:val="9"/>
     <w:pPr>
       <w:pBdr/>
@@ -33418,10 +33443,10 @@
       <w:color w:val="272727" w:themeColor="text1" w:themeTint="D8"/>
     </w:rPr>
   </w:style>
-  <w:style w:type="character" w:styleId="859">
+  <w:style w:type="character" w:styleId="887">
     <w:name w:val="Heading 9 Char"/>
-    <w:basedOn w:val="850"/>
-    <w:link w:val="849"/>
+    <w:basedOn w:val="878"/>
+    <w:link w:val="877"/>
     <w:uiPriority w:val="9"/>
     <w:pPr>
       <w:pBdr/>
@@ -33435,11 +33460,11 @@
       <w:color w:val="272727" w:themeColor="text1" w:themeTint="D8"/>
     </w:rPr>
   </w:style>
-  <w:style w:type="paragraph" w:styleId="860">
+  <w:style w:type="paragraph" w:styleId="888">
     <w:name w:val="Title"/>
-    <w:basedOn w:val="900"/>
-    <w:next w:val="900"/>
-    <w:link w:val="861"/>
+    <w:basedOn w:val="928"/>
+    <w:next w:val="928"/>
+    <w:link w:val="889"/>
     <w:uiPriority w:val="10"/>
     <w:qFormat/>
     <w:pPr>
@@ -33455,10 +33480,10 @@
       <w:szCs w:val="56"/>
     </w:rPr>
   </w:style>
-  <w:style w:type="character" w:styleId="861">
+  <w:style w:type="character" w:styleId="889">
     <w:name w:val="Title Char"/>
-    <w:basedOn w:val="850"/>
-    <w:link w:val="860"/>
+    <w:basedOn w:val="878"/>
+    <w:link w:val="888"/>
     <w:uiPriority w:val="10"/>
     <w:pPr>
       <w:pBdr/>
@@ -33472,11 +33497,11 @@
       <w:szCs w:val="56"/>
     </w:rPr>
   </w:style>
-  <w:style w:type="paragraph" w:styleId="862">
+  <w:style w:type="paragraph" w:styleId="890">
     <w:name w:val="Subtitle"/>
-    <w:basedOn w:val="900"/>
-    <w:next w:val="900"/>
-    <w:link w:val="863"/>
+    <w:basedOn w:val="928"/>
+    <w:next w:val="928"/>
+    <w:link w:val="891"/>
     <w:uiPriority w:val="11"/>
     <w:qFormat/>
     <w:pPr>
@@ -33494,10 +33519,10 @@
       <w:szCs w:val="28"/>
     </w:rPr>
   </w:style>
-  <w:style w:type="character" w:styleId="863">
+  <w:style w:type="character" w:styleId="891">
     <w:name w:val="Subtitle Char"/>
-    <w:basedOn w:val="850"/>
-    <w:link w:val="862"/>
+    <w:basedOn w:val="878"/>
+    <w:link w:val="890"/>
     <w:uiPriority w:val="11"/>
     <w:pPr>
       <w:pBdr/>
@@ -33511,11 +33536,11 @@
       <w:szCs w:val="28"/>
     </w:rPr>
   </w:style>
-  <w:style w:type="paragraph" w:styleId="864">
+  <w:style w:type="paragraph" w:styleId="892">
     <w:name w:val="Quote"/>
-    <w:basedOn w:val="900"/>
-    <w:next w:val="900"/>
-    <w:link w:val="865"/>
+    <w:basedOn w:val="928"/>
+    <w:next w:val="928"/>
+    <w:link w:val="893"/>
     <w:uiPriority w:val="29"/>
     <w:qFormat/>
     <w:pPr>
@@ -33530,10 +33555,10 @@
       <w:color w:val="404040" w:themeColor="text1" w:themeTint="BF"/>
     </w:rPr>
   </w:style>
-  <w:style w:type="character" w:styleId="865">
+  <w:style w:type="character" w:styleId="893">
     <w:name w:val="Quote Char"/>
-    <w:basedOn w:val="850"/>
-    <w:link w:val="864"/>
+    <w:basedOn w:val="878"/>
+    <w:link w:val="892"/>
     <w:uiPriority w:val="29"/>
     <w:pPr>
       <w:pBdr/>
@@ -33546,9 +33571,9 @@
       <w:color w:val="404040" w:themeColor="text1" w:themeTint="BF"/>
     </w:rPr>
   </w:style>
-  <w:style w:type="character" w:styleId="866">
+  <w:style w:type="character" w:styleId="894">
     <w:name w:val="Intense Emphasis"/>
-    <w:basedOn w:val="850"/>
+    <w:basedOn w:val="878"/>
     <w:uiPriority w:val="21"/>
     <w:qFormat/>
     <w:pPr>
@@ -33562,11 +33587,11 @@
       <w:color w:val="0f4761" w:themeColor="accent1" w:themeShade="BF"/>
     </w:rPr>
   </w:style>
-  <w:style w:type="paragraph" w:styleId="867">
+  <w:style w:type="paragraph" w:styleId="895">
     <w:name w:val="Intense Quote"/>
-    <w:basedOn w:val="900"/>
-    <w:next w:val="900"/>
-    <w:link w:val="868"/>
+    <w:basedOn w:val="928"/>
+    <w:next w:val="928"/>
+    <w:link w:val="896"/>
     <w:uiPriority w:val="30"/>
     <w:qFormat/>
     <w:pPr>
@@ -33584,10 +33609,10 @@
       <w:color w:val="0f4761" w:themeColor="accent1" w:themeShade="BF"/>
     </w:rPr>
   </w:style>
-  <w:style w:type="character" w:styleId="868">
+  <w:style w:type="character" w:styleId="896">
     <w:name w:val="Intense Quote Char"/>
-    <w:basedOn w:val="850"/>
-    <w:link w:val="867"/>
+    <w:basedOn w:val="878"/>
+    <w:link w:val="895"/>
     <w:uiPriority w:val="30"/>
     <w:pPr>
       <w:pBdr/>
@@ -33600,9 +33625,9 @@
       <w:color w:val="0f4761" w:themeColor="accent1" w:themeShade="BF"/>
     </w:rPr>
   </w:style>
-  <w:style w:type="character" w:styleId="869">
+  <w:style w:type="character" w:styleId="897">
     <w:name w:val="Intense Reference"/>
-    <w:basedOn w:val="850"/>
+    <w:basedOn w:val="878"/>
     <w:uiPriority w:val="32"/>
     <w:qFormat/>
     <w:pPr>
@@ -33618,9 +33643,9 @@
       <w:spacing w:val="5"/>
     </w:rPr>
   </w:style>
-  <w:style w:type="character" w:styleId="870">
+  <w:style w:type="character" w:styleId="898">
     <w:name w:val="Subtle Emphasis"/>
-    <w:basedOn w:val="850"/>
+    <w:basedOn w:val="878"/>
     <w:uiPriority w:val="19"/>
     <w:qFormat/>
     <w:pPr>
@@ -33634,9 +33659,9 @@
       <w:color w:val="404040" w:themeColor="text1" w:themeTint="BF"/>
     </w:rPr>
   </w:style>
-  <w:style w:type="character" w:styleId="871">
+  <w:style w:type="character" w:styleId="899">
     <w:name w:val="Emphasis"/>
-    <w:basedOn w:val="850"/>
+    <w:basedOn w:val="878"/>
     <w:uiPriority w:val="20"/>
     <w:qFormat/>
     <w:pPr>
@@ -33649,9 +33674,9 @@
       <w:iCs/>
     </w:rPr>
   </w:style>
-  <w:style w:type="character" w:styleId="872">
+  <w:style w:type="character" w:styleId="900">
     <w:name w:val="Strong"/>
-    <w:basedOn w:val="850"/>
+    <w:basedOn w:val="878"/>
     <w:uiPriority w:val="22"/>
     <w:qFormat/>
     <w:pPr>
@@ -33664,9 +33689,9 @@
       <w:bCs/>
     </w:rPr>
   </w:style>
-  <w:style w:type="character" w:styleId="873">
+  <w:style w:type="character" w:styleId="901">
     <w:name w:val="Subtle Reference"/>
-    <w:basedOn w:val="850"/>
+    <w:basedOn w:val="878"/>
     <w:uiPriority w:val="31"/>
     <w:qFormat/>
     <w:pPr>
@@ -33679,9 +33704,9 @@
       <w:color w:val="5a5a5a" w:themeColor="text1" w:themeTint="A5"/>
     </w:rPr>
   </w:style>
-  <w:style w:type="character" w:styleId="874">
+  <w:style w:type="character" w:styleId="902">
     <w:name w:val="Book Title"/>
-    <w:basedOn w:val="850"/>
+    <w:basedOn w:val="878"/>
     <w:uiPriority w:val="33"/>
     <w:qFormat/>
     <w:pPr>
@@ -33697,10 +33722,10 @@
       <w:spacing w:val="5"/>
     </w:rPr>
   </w:style>
-  <w:style w:type="paragraph" w:styleId="875">
+  <w:style w:type="paragraph" w:styleId="903">
     <w:name w:val="Header"/>
-    <w:basedOn w:val="900"/>
-    <w:link w:val="876"/>
+    <w:basedOn w:val="928"/>
+    <w:link w:val="904"/>
     <w:uiPriority w:val="99"/>
     <w:unhideWhenUsed/>
     <w:pPr>
@@ -33713,10 +33738,10 @@
       <w:ind/>
     </w:pPr>
   </w:style>
-  <w:style w:type="character" w:styleId="876">
+  <w:style w:type="character" w:styleId="904">
     <w:name w:val="Header Char"/>
-    <w:basedOn w:val="850"/>
-    <w:link w:val="875"/>
+    <w:basedOn w:val="878"/>
+    <w:link w:val="903"/>
     <w:uiPriority w:val="99"/>
     <w:pPr>
       <w:pBdr/>
@@ -33724,10 +33749,10 @@
       <w:ind/>
     </w:pPr>
   </w:style>
-  <w:style w:type="paragraph" w:styleId="877">
+  <w:style w:type="paragraph" w:styleId="905">
     <w:name w:val="Footer"/>
-    <w:basedOn w:val="900"/>
-    <w:link w:val="878"/>
+    <w:basedOn w:val="928"/>
+    <w:link w:val="906"/>
     <w:uiPriority w:val="99"/>
     <w:unhideWhenUsed/>
     <w:pPr>
@@ -33740,10 +33765,10 @@
       <w:ind/>
     </w:pPr>
   </w:style>
-  <w:style w:type="character" w:styleId="878">
+  <w:style w:type="character" w:styleId="906">
     <w:name w:val="Footer Char"/>
-    <w:basedOn w:val="850"/>
-    <w:link w:val="877"/>
+    <w:basedOn w:val="878"/>
+    <w:link w:val="905"/>
     <w:uiPriority w:val="99"/>
     <w:pPr>
       <w:pBdr/>
@@ -33751,10 +33776,10 @@
       <w:ind/>
     </w:pPr>
   </w:style>
-  <w:style w:type="paragraph" w:styleId="879">
+  <w:style w:type="paragraph" w:styleId="907">
     <w:name w:val="Caption"/>
-    <w:basedOn w:val="900"/>
-    <w:next w:val="900"/>
+    <w:basedOn w:val="928"/>
+    <w:next w:val="928"/>
     <w:uiPriority w:val="35"/>
     <w:unhideWhenUsed/>
     <w:qFormat/>
@@ -33771,10 +33796,10 @@
       <w:szCs w:val="18"/>
     </w:rPr>
   </w:style>
-  <w:style w:type="paragraph" w:styleId="880">
+  <w:style w:type="paragraph" w:styleId="908">
     <w:name w:val="footnote text"/>
-    <w:basedOn w:val="900"/>
-    <w:link w:val="881"/>
+    <w:basedOn w:val="928"/>
+    <w:link w:val="909"/>
     <w:uiPriority w:val="99"/>
     <w:semiHidden/>
     <w:unhideWhenUsed/>
@@ -33788,10 +33813,10 @@
       <w:szCs w:val="20"/>
     </w:rPr>
   </w:style>
-  <w:style w:type="character" w:styleId="881">
+  <w:style w:type="character" w:styleId="909">
     <w:name w:val="Footnote Text Char"/>
-    <w:basedOn w:val="850"/>
-    <w:link w:val="880"/>
+    <w:basedOn w:val="878"/>
+    <w:link w:val="908"/>
     <w:uiPriority w:val="99"/>
     <w:semiHidden/>
     <w:pPr>
@@ -33804,9 +33829,9 @@
       <w:szCs w:val="20"/>
     </w:rPr>
   </w:style>
-  <w:style w:type="character" w:styleId="882">
+  <w:style w:type="character" w:styleId="910">
     <w:name w:val="footnote reference"/>
-    <w:basedOn w:val="850"/>
+    <w:basedOn w:val="878"/>
     <w:uiPriority w:val="99"/>
     <w:semiHidden/>
     <w:unhideWhenUsed/>
@@ -33819,10 +33844,10 @@
       <w:vertAlign w:val="superscript"/>
     </w:rPr>
   </w:style>
-  <w:style w:type="paragraph" w:styleId="883">
+  <w:style w:type="paragraph" w:styleId="911">
     <w:name w:val="endnote text"/>
-    <w:basedOn w:val="900"/>
-    <w:link w:val="884"/>
+    <w:basedOn w:val="928"/>
+    <w:link w:val="912"/>
     <w:uiPriority w:val="99"/>
     <w:semiHidden/>
     <w:unhideWhenUsed/>
@@ -33836,10 +33861,10 @@
       <w:szCs w:val="20"/>
     </w:rPr>
   </w:style>
-  <w:style w:type="character" w:styleId="884">
+  <w:style w:type="character" w:styleId="912">
     <w:name w:val="Endnote Text Char"/>
-    <w:basedOn w:val="850"/>
-    <w:link w:val="883"/>
+    <w:basedOn w:val="878"/>
+    <w:link w:val="911"/>
     <w:uiPriority w:val="99"/>
     <w:semiHidden/>
     <w:pPr>
@@ -33852,9 +33877,9 @@
       <w:szCs w:val="20"/>
     </w:rPr>
   </w:style>
-  <w:style w:type="character" w:styleId="885">
+  <w:style w:type="character" w:styleId="913">
     <w:name w:val="endnote reference"/>
-    <w:basedOn w:val="850"/>
+    <w:basedOn w:val="878"/>
     <w:uiPriority w:val="99"/>
     <w:semiHidden/>
     <w:unhideWhenUsed/>
@@ -33867,9 +33892,9 @@
       <w:vertAlign w:val="superscript"/>
     </w:rPr>
   </w:style>
-  <w:style w:type="character" w:styleId="886">
+  <w:style w:type="character" w:styleId="914">
     <w:name w:val="Hyperlink"/>
-    <w:basedOn w:val="850"/>
+    <w:basedOn w:val="878"/>
     <w:uiPriority w:val="99"/>
     <w:unhideWhenUsed/>
     <w:pPr>
@@ -33882,9 +33907,9 @@
       <w:u w:val="single"/>
     </w:rPr>
   </w:style>
-  <w:style w:type="character" w:styleId="887">
+  <w:style w:type="character" w:styleId="915">
     <w:name w:val="FollowedHyperlink"/>
-    <w:basedOn w:val="850"/>
+    <w:basedOn w:val="878"/>
     <w:uiPriority w:val="99"/>
     <w:semiHidden/>
     <w:unhideWhenUsed/>
@@ -33898,10 +33923,10 @@
       <w:u w:val="single"/>
     </w:rPr>
   </w:style>
-  <w:style w:type="paragraph" w:styleId="888">
+  <w:style w:type="paragraph" w:styleId="916">
     <w:name w:val="toc 1"/>
-    <w:basedOn w:val="900"/>
-    <w:next w:val="900"/>
+    <w:basedOn w:val="928"/>
+    <w:next w:val="928"/>
     <w:uiPriority w:val="39"/>
     <w:unhideWhenUsed/>
     <w:pPr>
@@ -33910,10 +33935,10 @@
       <w:ind/>
     </w:pPr>
   </w:style>
-  <w:style w:type="paragraph" w:styleId="889">
+  <w:style w:type="paragraph" w:styleId="917">
     <w:name w:val="toc 2"/>
-    <w:basedOn w:val="900"/>
-    <w:next w:val="900"/>
+    <w:basedOn w:val="928"/>
+    <w:next w:val="928"/>
     <w:uiPriority w:val="39"/>
     <w:unhideWhenUsed/>
     <w:pPr>
@@ -33922,10 +33947,10 @@
       <w:ind w:left="220"/>
     </w:pPr>
   </w:style>
-  <w:style w:type="paragraph" w:styleId="890">
+  <w:style w:type="paragraph" w:styleId="918">
     <w:name w:val="toc 3"/>
-    <w:basedOn w:val="900"/>
-    <w:next w:val="900"/>
+    <w:basedOn w:val="928"/>
+    <w:next w:val="928"/>
     <w:uiPriority w:val="39"/>
     <w:unhideWhenUsed/>
     <w:pPr>
@@ -33934,10 +33959,10 @@
       <w:ind w:left="440"/>
     </w:pPr>
   </w:style>
-  <w:style w:type="paragraph" w:styleId="891">
+  <w:style w:type="paragraph" w:styleId="919">
     <w:name w:val="toc 4"/>
-    <w:basedOn w:val="900"/>
-    <w:next w:val="900"/>
+    <w:basedOn w:val="928"/>
+    <w:next w:val="928"/>
     <w:uiPriority w:val="39"/>
     <w:unhideWhenUsed/>
     <w:pPr>
@@ -33946,10 +33971,10 @@
       <w:ind w:left="660"/>
     </w:pPr>
   </w:style>
-  <w:style w:type="paragraph" w:styleId="892">
+  <w:style w:type="paragraph" w:styleId="920">
     <w:name w:val="toc 5"/>
-    <w:basedOn w:val="900"/>
-    <w:next w:val="900"/>
+    <w:basedOn w:val="928"/>
+    <w:next w:val="928"/>
     <w:uiPriority w:val="39"/>
     <w:unhideWhenUsed/>
     <w:pPr>
@@ -33958,10 +33983,10 @@
       <w:ind w:left="880"/>
     </w:pPr>
   </w:style>
-  <w:style w:type="paragraph" w:styleId="893">
+  <w:style w:type="paragraph" w:styleId="921">
     <w:name w:val="toc 6"/>
-    <w:basedOn w:val="900"/>
-    <w:next w:val="900"/>
+    <w:basedOn w:val="928"/>
+    <w:next w:val="928"/>
     <w:uiPriority w:val="39"/>
     <w:unhideWhenUsed/>
     <w:pPr>
@@ -33970,10 +33995,10 @@
       <w:ind w:left="1100"/>
     </w:pPr>
   </w:style>
-  <w:style w:type="paragraph" w:styleId="894">
+  <w:style w:type="paragraph" w:styleId="922">
     <w:name w:val="toc 7"/>
-    <w:basedOn w:val="900"/>
-    <w:next w:val="900"/>
+    <w:basedOn w:val="928"/>
+    <w:next w:val="928"/>
     <w:uiPriority w:val="39"/>
     <w:unhideWhenUsed/>
     <w:pPr>
@@ -33982,10 +34007,10 @@
       <w:ind w:left="1320"/>
     </w:pPr>
   </w:style>
-  <w:style w:type="paragraph" w:styleId="895">
+  <w:style w:type="paragraph" w:styleId="923">
     <w:name w:val="toc 8"/>
-    <w:basedOn w:val="900"/>
-    <w:next w:val="900"/>
+    <w:basedOn w:val="928"/>
+    <w:next w:val="928"/>
     <w:uiPriority w:val="39"/>
     <w:unhideWhenUsed/>
     <w:pPr>
@@ -33994,10 +34019,10 @@
       <w:ind w:left="1540"/>
     </w:pPr>
   </w:style>
-  <w:style w:type="paragraph" w:styleId="896">
+  <w:style w:type="paragraph" w:styleId="924">
     <w:name w:val="toc 9"/>
-    <w:basedOn w:val="900"/>
-    <w:next w:val="900"/>
+    <w:basedOn w:val="928"/>
+    <w:next w:val="928"/>
     <w:uiPriority w:val="39"/>
     <w:unhideWhenUsed/>
     <w:pPr>
@@ -34006,9 +34031,9 @@
       <w:ind w:left="1760"/>
     </w:pPr>
   </w:style>
-  <w:style w:type="character" w:styleId="897">
+  <w:style w:type="character" w:styleId="925">
     <w:name w:val="Placeholder Text"/>
-    <w:basedOn w:val="850"/>
+    <w:basedOn w:val="878"/>
     <w:uiPriority w:val="99"/>
     <w:semiHidden/>
     <w:pPr>
@@ -34020,7 +34045,7 @@
       <w:color w:val="666666"/>
     </w:rPr>
   </w:style>
-  <w:style w:type="paragraph" w:styleId="898">
+  <w:style w:type="paragraph" w:styleId="926">
     <w:name w:val="TOC Heading"/>
     <w:uiPriority w:val="39"/>
     <w:unhideWhenUsed/>
@@ -34030,10 +34055,10 @@
       <w:ind/>
     </w:pPr>
   </w:style>
-  <w:style w:type="paragraph" w:styleId="899">
+  <w:style w:type="paragraph" w:styleId="927">
     <w:name w:val="table of figures"/>
-    <w:basedOn w:val="900"/>
-    <w:next w:val="900"/>
+    <w:basedOn w:val="928"/>
+    <w:next w:val="928"/>
     <w:uiPriority w:val="99"/>
     <w:unhideWhenUsed/>
     <w:pPr>
@@ -34042,7 +34067,7 @@
       <w:ind/>
     </w:pPr>
   </w:style>
-  <w:style w:type="paragraph" w:styleId="900" w:default="1">
+  <w:style w:type="paragraph" w:styleId="928" w:default="1">
     <w:name w:val="Normal"/>
     <w:qFormat/>
     <w:pPr>
@@ -34051,7 +34076,7 @@
       <w:ind/>
     </w:pPr>
   </w:style>
-  <w:style w:type="table" w:styleId="901" w:default="1">
+  <w:style w:type="table" w:styleId="929" w:default="1">
     <w:name w:val="Normal Table"/>
     <w:uiPriority w:val="99"/>
     <w:semiHidden/>
@@ -34244,7 +34269,7 @@
       </w:tcPr>
     </w:tblStylePr>
   </w:style>
-  <w:style w:type="numbering" w:styleId="902" w:default="1">
+  <w:style w:type="numbering" w:styleId="930" w:default="1">
     <w:name w:val="No List"/>
     <w:uiPriority w:val="99"/>
     <w:semiHidden/>
@@ -34255,9 +34280,9 @@
       <w:ind/>
     </w:pPr>
   </w:style>
-  <w:style w:type="paragraph" w:styleId="903">
+  <w:style w:type="paragraph" w:styleId="931">
     <w:name w:val="No Spacing"/>
-    <w:basedOn w:val="900"/>
+    <w:basedOn w:val="928"/>
     <w:uiPriority w:val="1"/>
     <w:qFormat/>
     <w:pPr>
@@ -34266,9 +34291,9 @@
       <w:ind/>
     </w:pPr>
   </w:style>
-  <w:style w:type="paragraph" w:styleId="904">
+  <w:style w:type="paragraph" w:styleId="932">
     <w:name w:val="List Paragraph"/>
-    <w:basedOn w:val="900"/>
+    <w:basedOn w:val="928"/>
     <w:uiPriority w:val="34"/>
     <w:qFormat/>
     <w:pPr>
